--- a/试卷/2022-2023/2022-2023 I 研究生矩阵分析试题.docx
+++ b/试卷/2022-2023/2022-2023 I 研究生矩阵分析试题.docx
@@ -1,17 +1,17 @@
 
 <file path=word/document.xml><?xml version="1.0" encoding="utf-8"?>
-<w:document xmlns:wpc="http://schemas.microsoft.com/office/word/2010/wordprocessingCanvas" xmlns:cx="http://schemas.microsoft.com/office/drawing/2014/chartex" xmlns:cx1="http://schemas.microsoft.com/office/drawing/2015/9/8/chartex" xmlns:cx2="http://schemas.microsoft.com/office/drawing/2015/10/21/chartex" xmlns:cx3="http://schemas.microsoft.com/office/drawing/2016/5/9/chartex" xmlns:cx4="http://schemas.microsoft.com/office/drawing/2016/5/10/chartex" xmlns:cx5="http://schemas.microsoft.com/office/drawing/2016/5/11/chartex" xmlns:cx6="http://schemas.microsoft.com/office/drawing/2016/5/12/chartex" xmlns:cx7="http://schemas.microsoft.com/office/drawing/2016/5/13/chartex" xmlns:cx8="http://schemas.microsoft.com/office/drawing/2016/5/14/chartex" xmlns:mc="http://schemas.openxmlformats.org/markup-compatibility/2006" xmlns:aink="http://schemas.microsoft.com/office/drawing/2016/ink" xmlns:am3d="http://schemas.microsoft.com/office/drawing/2017/model3d" xmlns:o="urn:schemas-microsoft-com:office:office" xmlns:oel="http://schemas.microsoft.com/office/2019/extlst" xmlns:r="http://schemas.openxmlformats.org/officeDocument/2006/relationships" xmlns:m="http://schemas.openxmlformats.org/officeDocument/2006/math" xmlns:v="urn:schemas-microsoft-com:vml" xmlns:wp14="http://schemas.microsoft.com/office/word/2010/wordprocessingDrawing" xmlns:wp="http://schemas.openxmlformats.org/drawingml/2006/wordprocessingDrawing" xmlns:w10="urn:schemas-microsoft-com:office:word" xmlns:w="http://schemas.openxmlformats.org/wordprocessingml/2006/main" xmlns:w14="http://schemas.microsoft.com/office/word/2010/wordml" xmlns:w15="http://schemas.microsoft.com/office/word/2012/wordml" xmlns:w16cex="http://schemas.microsoft.com/office/word/2018/wordml/cex" xmlns:w16cid="http://schemas.microsoft.com/office/word/2016/wordml/cid" xmlns:w16="http://schemas.microsoft.com/office/word/2018/wordml" xmlns:w16sdtdh="http://schemas.microsoft.com/office/word/2020/wordml/sdtdatahash" xmlns:w16se="http://schemas.microsoft.com/office/word/2015/wordml/symex" xmlns:wpg="http://schemas.microsoft.com/office/word/2010/wordprocessingGroup" xmlns:wpi="http://schemas.microsoft.com/office/word/2010/wordprocessingInk" xmlns:wne="http://schemas.microsoft.com/office/word/2006/wordml" xmlns:wps="http://schemas.microsoft.com/office/word/2010/wordprocessingShape" mc:Ignorable="w14 w15 w16se w16cid w16 w16cex w16sdtdh wp14">
+<w:document xmlns:wpc="http://schemas.microsoft.com/office/word/2010/wordprocessingCanvas" xmlns:cx="http://schemas.microsoft.com/office/drawing/2014/chartex" xmlns:cx1="http://schemas.microsoft.com/office/drawing/2015/9/8/chartex" xmlns:cx2="http://schemas.microsoft.com/office/drawing/2015/10/21/chartex" xmlns:cx3="http://schemas.microsoft.com/office/drawing/2016/5/9/chartex" xmlns:cx4="http://schemas.microsoft.com/office/drawing/2016/5/10/chartex" xmlns:cx5="http://schemas.microsoft.com/office/drawing/2016/5/11/chartex" xmlns:cx6="http://schemas.microsoft.com/office/drawing/2016/5/12/chartex" xmlns:cx7="http://schemas.microsoft.com/office/drawing/2016/5/13/chartex" xmlns:cx8="http://schemas.microsoft.com/office/drawing/2016/5/14/chartex" xmlns:mc="http://schemas.openxmlformats.org/markup-compatibility/2006" xmlns:aink="http://schemas.microsoft.com/office/drawing/2016/ink" xmlns:am3d="http://schemas.microsoft.com/office/drawing/2017/model3d" xmlns:o="urn:schemas-microsoft-com:office:office" xmlns:oel="http://schemas.microsoft.com/office/2019/extlst" xmlns:r="http://schemas.openxmlformats.org/officeDocument/2006/relationships" xmlns:m="http://schemas.openxmlformats.org/officeDocument/2006/math" xmlns:v="urn:schemas-microsoft-com:vml" xmlns:wp14="http://schemas.microsoft.com/office/word/2010/wordprocessingDrawing" xmlns:wp="http://schemas.openxmlformats.org/drawingml/2006/wordprocessingDrawing" xmlns:w10="urn:schemas-microsoft-com:office:word" xmlns:w="http://schemas.openxmlformats.org/wordprocessingml/2006/main" xmlns:w14="http://schemas.microsoft.com/office/word/2010/wordml" xmlns:w15="http://schemas.microsoft.com/office/word/2012/wordml" xmlns:w16cex="http://schemas.microsoft.com/office/word/2018/wordml/cex" xmlns:w16cid="http://schemas.microsoft.com/office/word/2016/wordml/cid" xmlns:w16="http://schemas.microsoft.com/office/word/2018/wordml" xmlns:w16du="http://schemas.microsoft.com/office/word/2023/wordml/word16du" xmlns:w16sdtdh="http://schemas.microsoft.com/office/word/2020/wordml/sdtdatahash" xmlns:w16sdtfl="http://schemas.microsoft.com/office/word/2024/wordml/sdtformatlock" xmlns:w16se="http://schemas.microsoft.com/office/word/2015/wordml/symex" xmlns:wpg="http://schemas.microsoft.com/office/word/2010/wordprocessingGroup" xmlns:wpi="http://schemas.microsoft.com/office/word/2010/wordprocessingInk" xmlns:wne="http://schemas.microsoft.com/office/word/2006/wordml" xmlns:wps="http://schemas.microsoft.com/office/word/2010/wordprocessingShape" mc:Ignorable="w14 w15 w16se w16cid w16 w16cex w16sdtdh w16sdtfl w16du wp14">
   <w:body>
     <w:p>
       <w:pPr>
         <w:rPr>
-          <w:rFonts w:ascii="宋体" w:hAnsi="宋体"/>
-          <w:sz w:val="24"/>
-        </w:rPr>
-      </w:pPr>
-      <w:r>
-        <w:rPr>
-          <w:rFonts w:ascii="宋体" w:hAnsi="宋体" w:hint="eastAsia"/>
+          <w:rFonts w:ascii="SimSun" w:hAnsi="SimSun" w:hint="eastAsia"/>
+          <w:sz w:val="24"/>
+        </w:rPr>
+      </w:pPr>
+      <w:r>
+        <w:rPr>
+          <w:rFonts w:ascii="SimSun" w:hAnsi="SimSun" w:hint="eastAsia"/>
           <w:sz w:val="18"/>
           <w:szCs w:val="18"/>
         </w:rPr>
@@ -19,7 +19,7 @@
       </w:r>
       <w:r>
         <w:rPr>
-          <w:rFonts w:ascii="宋体" w:hAnsi="宋体"/>
+          <w:rFonts w:ascii="SimSun" w:hAnsi="SimSun"/>
           <w:sz w:val="18"/>
           <w:szCs w:val="18"/>
         </w:rPr>
@@ -27,7 +27,7 @@
       </w:r>
       <w:r>
         <w:rPr>
-          <w:rFonts w:ascii="宋体" w:hAnsi="宋体" w:hint="eastAsia"/>
+          <w:rFonts w:ascii="SimSun" w:hAnsi="SimSun" w:hint="eastAsia"/>
           <w:sz w:val="18"/>
           <w:szCs w:val="18"/>
         </w:rPr>
@@ -35,7 +35,7 @@
       </w:r>
       <w:r>
         <w:rPr>
-          <w:rFonts w:ascii="宋体" w:hAnsi="宋体"/>
+          <w:rFonts w:ascii="SimSun" w:hAnsi="SimSun"/>
           <w:sz w:val="18"/>
           <w:szCs w:val="18"/>
         </w:rPr>
@@ -43,7 +43,7 @@
       </w:r>
       <w:r>
         <w:rPr>
-          <w:rFonts w:ascii="宋体" w:hAnsi="宋体" w:hint="eastAsia"/>
+          <w:rFonts w:ascii="SimSun" w:hAnsi="SimSun" w:hint="eastAsia"/>
           <w:sz w:val="18"/>
           <w:szCs w:val="18"/>
         </w:rPr>
@@ -51,35 +51,35 @@
       </w:r>
       <w:r>
         <w:rPr>
-          <w:rFonts w:ascii="宋体" w:hAnsi="宋体" w:hint="eastAsia"/>
+          <w:rFonts w:ascii="SimSun" w:hAnsi="SimSun" w:hint="eastAsia"/>
           <w:sz w:val="24"/>
         </w:rPr>
         <w:t xml:space="preserve">          北京理工大学20</w:t>
       </w:r>
       <w:r>
         <w:rPr>
-          <w:rFonts w:ascii="宋体" w:hAnsi="宋体"/>
+          <w:rFonts w:ascii="SimSun" w:hAnsi="SimSun"/>
           <w:sz w:val="24"/>
         </w:rPr>
         <w:t>22</w:t>
       </w:r>
       <w:r>
         <w:rPr>
-          <w:rFonts w:ascii="宋体" w:hAnsi="宋体" w:hint="eastAsia"/>
+          <w:rFonts w:ascii="SimSun" w:hAnsi="SimSun" w:hint="eastAsia"/>
           <w:sz w:val="24"/>
         </w:rPr>
         <w:t>-202</w:t>
       </w:r>
       <w:r>
         <w:rPr>
-          <w:rFonts w:ascii="宋体" w:hAnsi="宋体"/>
+          <w:rFonts w:ascii="SimSun" w:hAnsi="SimSun"/>
           <w:sz w:val="24"/>
         </w:rPr>
         <w:t>3</w:t>
       </w:r>
       <w:r>
         <w:rPr>
-          <w:rFonts w:ascii="宋体" w:hAnsi="宋体" w:hint="eastAsia"/>
+          <w:rFonts w:ascii="SimSun" w:hAnsi="SimSun" w:hint="eastAsia"/>
           <w:sz w:val="24"/>
         </w:rPr>
         <w:t>学年第一学期</w:t>
@@ -142,14 +142,14 @@
       <w:pPr>
         <w:ind w:leftChars="-67" w:left="-1" w:hangingChars="50" w:hanging="140"/>
         <w:rPr>
-          <w:rFonts w:ascii="宋体" w:hAnsi="宋体"/>
+          <w:rFonts w:ascii="SimSun" w:hAnsi="SimSun" w:hint="eastAsia"/>
           <w:sz w:val="28"/>
           <w:szCs w:val="28"/>
         </w:rPr>
       </w:pPr>
       <w:r>
         <w:rPr>
-          <w:rFonts w:ascii="宋体" w:hAnsi="宋体" w:hint="eastAsia"/>
+          <w:rFonts w:ascii="SimSun" w:hAnsi="SimSun" w:hint="eastAsia"/>
           <w:sz w:val="28"/>
           <w:szCs w:val="28"/>
         </w:rPr>
@@ -160,13 +160,13 @@
       <w:pPr>
         <w:ind w:leftChars="-17" w:left="-36" w:firstLineChars="100" w:firstLine="210"/>
         <w:rPr>
-          <w:rFonts w:ascii="宋体" w:hAnsi="宋体"/>
+          <w:rFonts w:ascii="SimSun" w:hAnsi="SimSun" w:hint="eastAsia"/>
           <w:szCs w:val="21"/>
         </w:rPr>
       </w:pPr>
       <w:r>
         <w:rPr>
-          <w:rFonts w:ascii="宋体" w:hAnsi="宋体" w:hint="eastAsia"/>
+          <w:rFonts w:ascii="SimSun" w:hAnsi="SimSun" w:hint="eastAsia"/>
           <w:szCs w:val="21"/>
         </w:rPr>
         <w:t>(试卷共</w:t>
@@ -180,7 +180,7 @@
       </w:r>
       <w:r>
         <w:rPr>
-          <w:rFonts w:ascii="宋体" w:hAnsi="宋体" w:hint="eastAsia"/>
+          <w:rFonts w:ascii="SimSun" w:hAnsi="SimSun" w:hint="eastAsia"/>
           <w:szCs w:val="21"/>
         </w:rPr>
         <w:t>页,八道大题.解答题必须有解题过程,试卷后面空白页撕下做稿纸,试卷不得拆散)</w:t>
@@ -190,7 +190,7 @@
       <w:pPr>
         <w:ind w:leftChars="-17" w:left="-36" w:firstLineChars="100" w:firstLine="210"/>
         <w:rPr>
-          <w:rFonts w:ascii="宋体" w:hAnsi="宋体"/>
+          <w:rFonts w:ascii="SimSun" w:hAnsi="SimSun" w:hint="eastAsia"/>
           <w:szCs w:val="21"/>
         </w:rPr>
       </w:pPr>
@@ -233,7 +233,7 @@
             <w:pPr>
               <w:jc w:val="center"/>
               <w:rPr>
-                <w:rFonts w:ascii="宋体" w:hAnsi="宋体"/>
+                <w:rFonts w:ascii="SimSun" w:hAnsi="SimSun" w:hint="eastAsia"/>
                 <w:sz w:val="24"/>
               </w:rPr>
             </w:pPr>
@@ -242,13 +242,13 @@
             <w:pPr>
               <w:jc w:val="center"/>
               <w:rPr>
-                <w:rFonts w:ascii="宋体" w:hAnsi="宋体"/>
+                <w:rFonts w:ascii="SimSun" w:hAnsi="SimSun" w:hint="eastAsia"/>
                 <w:sz w:val="24"/>
               </w:rPr>
             </w:pPr>
             <w:r>
               <w:rPr>
-                <w:rFonts w:ascii="宋体" w:hAnsi="宋体" w:hint="eastAsia"/>
+                <w:rFonts w:ascii="SimSun" w:hAnsi="SimSun" w:hint="eastAsia"/>
                 <w:sz w:val="24"/>
               </w:rPr>
               <w:t>题号</w:t>
@@ -258,7 +258,7 @@
             <w:pPr>
               <w:jc w:val="center"/>
               <w:rPr>
-                <w:rFonts w:ascii="宋体" w:hAnsi="宋体"/>
+                <w:rFonts w:ascii="SimSun" w:hAnsi="SimSun" w:hint="eastAsia"/>
                 <w:sz w:val="24"/>
               </w:rPr>
             </w:pPr>
@@ -273,13 +273,13 @@
             <w:pPr>
               <w:jc w:val="center"/>
               <w:rPr>
-                <w:rFonts w:ascii="宋体" w:hAnsi="宋体"/>
+                <w:rFonts w:ascii="SimSun" w:hAnsi="SimSun" w:hint="eastAsia"/>
                 <w:sz w:val="24"/>
               </w:rPr>
             </w:pPr>
             <w:r>
               <w:rPr>
-                <w:rFonts w:ascii="宋体" w:hAnsi="宋体" w:hint="eastAsia"/>
+                <w:rFonts w:ascii="SimSun" w:hAnsi="SimSun" w:hint="eastAsia"/>
                 <w:sz w:val="24"/>
               </w:rPr>
               <w:t>一</w:t>
@@ -295,13 +295,13 @@
             <w:pPr>
               <w:jc w:val="center"/>
               <w:rPr>
-                <w:rFonts w:ascii="宋体" w:hAnsi="宋体"/>
+                <w:rFonts w:ascii="SimSun" w:hAnsi="SimSun" w:hint="eastAsia"/>
                 <w:sz w:val="24"/>
               </w:rPr>
             </w:pPr>
             <w:r>
               <w:rPr>
-                <w:rFonts w:ascii="宋体" w:hAnsi="宋体" w:hint="eastAsia"/>
+                <w:rFonts w:ascii="SimSun" w:hAnsi="SimSun" w:hint="eastAsia"/>
                 <w:sz w:val="24"/>
               </w:rPr>
               <w:t>二</w:t>
@@ -317,13 +317,13 @@
             <w:pPr>
               <w:jc w:val="center"/>
               <w:rPr>
-                <w:rFonts w:ascii="宋体" w:hAnsi="宋体"/>
+                <w:rFonts w:ascii="SimSun" w:hAnsi="SimSun" w:hint="eastAsia"/>
                 <w:sz w:val="24"/>
               </w:rPr>
             </w:pPr>
             <w:r>
               <w:rPr>
-                <w:rFonts w:ascii="宋体" w:hAnsi="宋体" w:hint="eastAsia"/>
+                <w:rFonts w:ascii="SimSun" w:hAnsi="SimSun" w:hint="eastAsia"/>
                 <w:sz w:val="24"/>
               </w:rPr>
               <w:t>三</w:t>
@@ -339,13 +339,13 @@
             <w:pPr>
               <w:jc w:val="center"/>
               <w:rPr>
-                <w:rFonts w:ascii="宋体" w:hAnsi="宋体"/>
+                <w:rFonts w:ascii="SimSun" w:hAnsi="SimSun" w:hint="eastAsia"/>
                 <w:sz w:val="24"/>
               </w:rPr>
             </w:pPr>
             <w:r>
               <w:rPr>
-                <w:rFonts w:ascii="宋体" w:hAnsi="宋体" w:hint="eastAsia"/>
+                <w:rFonts w:ascii="SimSun" w:hAnsi="SimSun" w:hint="eastAsia"/>
                 <w:sz w:val="24"/>
               </w:rPr>
               <w:t>四</w:t>
@@ -361,13 +361,13 @@
             <w:pPr>
               <w:jc w:val="center"/>
               <w:rPr>
-                <w:rFonts w:ascii="宋体" w:hAnsi="宋体"/>
+                <w:rFonts w:ascii="SimSun" w:hAnsi="SimSun" w:hint="eastAsia"/>
                 <w:sz w:val="24"/>
               </w:rPr>
             </w:pPr>
             <w:r>
               <w:rPr>
-                <w:rFonts w:ascii="宋体" w:hAnsi="宋体" w:hint="eastAsia"/>
+                <w:rFonts w:ascii="SimSun" w:hAnsi="SimSun" w:hint="eastAsia"/>
                 <w:sz w:val="24"/>
               </w:rPr>
               <w:t>五</w:t>
@@ -383,13 +383,13 @@
             <w:pPr>
               <w:jc w:val="center"/>
               <w:rPr>
-                <w:rFonts w:ascii="宋体" w:hAnsi="宋体"/>
+                <w:rFonts w:ascii="SimSun" w:hAnsi="SimSun" w:hint="eastAsia"/>
                 <w:sz w:val="24"/>
               </w:rPr>
             </w:pPr>
             <w:r>
               <w:rPr>
-                <w:rFonts w:ascii="宋体" w:hAnsi="宋体" w:hint="eastAsia"/>
+                <w:rFonts w:ascii="SimSun" w:hAnsi="SimSun" w:hint="eastAsia"/>
                 <w:sz w:val="24"/>
               </w:rPr>
               <w:t>六</w:t>
@@ -405,13 +405,13 @@
             <w:pPr>
               <w:jc w:val="center"/>
               <w:rPr>
-                <w:rFonts w:ascii="宋体" w:hAnsi="宋体"/>
+                <w:rFonts w:ascii="SimSun" w:hAnsi="SimSun" w:hint="eastAsia"/>
                 <w:sz w:val="24"/>
               </w:rPr>
             </w:pPr>
             <w:r>
               <w:rPr>
-                <w:rFonts w:ascii="宋体" w:hAnsi="宋体" w:hint="eastAsia"/>
+                <w:rFonts w:ascii="SimSun" w:hAnsi="SimSun" w:hint="eastAsia"/>
                 <w:sz w:val="24"/>
               </w:rPr>
               <w:t>七</w:t>
@@ -427,13 +427,13 @@
             <w:pPr>
               <w:jc w:val="center"/>
               <w:rPr>
-                <w:rFonts w:ascii="宋体" w:hAnsi="宋体"/>
+                <w:rFonts w:ascii="SimSun" w:hAnsi="SimSun" w:hint="eastAsia"/>
                 <w:sz w:val="24"/>
               </w:rPr>
             </w:pPr>
             <w:r>
               <w:rPr>
-                <w:rFonts w:ascii="宋体" w:hAnsi="宋体" w:hint="eastAsia"/>
+                <w:rFonts w:ascii="SimSun" w:hAnsi="SimSun" w:hint="eastAsia"/>
                 <w:sz w:val="24"/>
               </w:rPr>
               <w:t>八</w:t>
@@ -449,13 +449,13 @@
             <w:pPr>
               <w:jc w:val="center"/>
               <w:rPr>
-                <w:rFonts w:ascii="宋体" w:hAnsi="宋体"/>
+                <w:rFonts w:ascii="SimSun" w:hAnsi="SimSun" w:hint="eastAsia"/>
                 <w:sz w:val="24"/>
               </w:rPr>
             </w:pPr>
             <w:r>
               <w:rPr>
-                <w:rFonts w:ascii="宋体" w:hAnsi="宋体" w:hint="eastAsia"/>
+                <w:rFonts w:ascii="SimSun" w:hAnsi="SimSun" w:hint="eastAsia"/>
                 <w:sz w:val="24"/>
               </w:rPr>
               <w:t>总分</w:t>
@@ -476,7 +476,7 @@
             <w:pPr>
               <w:jc w:val="center"/>
               <w:rPr>
-                <w:rFonts w:ascii="宋体" w:hAnsi="宋体"/>
+                <w:rFonts w:ascii="SimSun" w:hAnsi="SimSun" w:hint="eastAsia"/>
                 <w:sz w:val="24"/>
               </w:rPr>
             </w:pPr>
@@ -485,13 +485,13 @@
             <w:pPr>
               <w:jc w:val="center"/>
               <w:rPr>
-                <w:rFonts w:ascii="宋体" w:hAnsi="宋体"/>
+                <w:rFonts w:ascii="SimSun" w:hAnsi="SimSun" w:hint="eastAsia"/>
                 <w:sz w:val="24"/>
               </w:rPr>
             </w:pPr>
             <w:r>
               <w:rPr>
-                <w:rFonts w:ascii="宋体" w:hAnsi="宋体" w:hint="eastAsia"/>
+                <w:rFonts w:ascii="SimSun" w:hAnsi="SimSun" w:hint="eastAsia"/>
                 <w:sz w:val="24"/>
               </w:rPr>
               <w:t>得分</w:t>
@@ -501,7 +501,7 @@
             <w:pPr>
               <w:jc w:val="center"/>
               <w:rPr>
-                <w:rFonts w:ascii="宋体" w:hAnsi="宋体"/>
+                <w:rFonts w:ascii="SimSun" w:hAnsi="SimSun" w:hint="eastAsia"/>
                 <w:sz w:val="24"/>
               </w:rPr>
             </w:pPr>
@@ -516,7 +516,7 @@
             <w:pPr>
               <w:jc w:val="center"/>
               <w:rPr>
-                <w:rFonts w:ascii="宋体" w:hAnsi="宋体"/>
+                <w:rFonts w:ascii="SimSun" w:hAnsi="SimSun" w:hint="eastAsia"/>
                 <w:sz w:val="24"/>
               </w:rPr>
             </w:pPr>
@@ -531,7 +531,7 @@
             <w:pPr>
               <w:jc w:val="center"/>
               <w:rPr>
-                <w:rFonts w:ascii="宋体" w:hAnsi="宋体"/>
+                <w:rFonts w:ascii="SimSun" w:hAnsi="SimSun" w:hint="eastAsia"/>
                 <w:sz w:val="24"/>
               </w:rPr>
             </w:pPr>
@@ -546,7 +546,7 @@
             <w:pPr>
               <w:jc w:val="center"/>
               <w:rPr>
-                <w:rFonts w:ascii="宋体" w:hAnsi="宋体"/>
+                <w:rFonts w:ascii="SimSun" w:hAnsi="SimSun" w:hint="eastAsia"/>
                 <w:sz w:val="24"/>
               </w:rPr>
             </w:pPr>
@@ -561,7 +561,7 @@
             <w:pPr>
               <w:jc w:val="center"/>
               <w:rPr>
-                <w:rFonts w:ascii="宋体" w:hAnsi="宋体"/>
+                <w:rFonts w:ascii="SimSun" w:hAnsi="SimSun" w:hint="eastAsia"/>
                 <w:sz w:val="24"/>
               </w:rPr>
             </w:pPr>
@@ -576,7 +576,7 @@
             <w:pPr>
               <w:jc w:val="center"/>
               <w:rPr>
-                <w:rFonts w:ascii="宋体" w:hAnsi="宋体"/>
+                <w:rFonts w:ascii="SimSun" w:hAnsi="SimSun" w:hint="eastAsia"/>
                 <w:sz w:val="24"/>
               </w:rPr>
             </w:pPr>
@@ -591,7 +591,7 @@
             <w:pPr>
               <w:jc w:val="center"/>
               <w:rPr>
-                <w:rFonts w:ascii="宋体" w:hAnsi="宋体"/>
+                <w:rFonts w:ascii="SimSun" w:hAnsi="SimSun" w:hint="eastAsia"/>
                 <w:sz w:val="24"/>
               </w:rPr>
             </w:pPr>
@@ -606,7 +606,7 @@
             <w:pPr>
               <w:jc w:val="center"/>
               <w:rPr>
-                <w:rFonts w:ascii="宋体" w:hAnsi="宋体"/>
+                <w:rFonts w:ascii="SimSun" w:hAnsi="SimSun" w:hint="eastAsia"/>
                 <w:sz w:val="24"/>
               </w:rPr>
             </w:pPr>
@@ -621,7 +621,7 @@
             <w:pPr>
               <w:jc w:val="center"/>
               <w:rPr>
-                <w:rFonts w:ascii="宋体" w:hAnsi="宋体"/>
+                <w:rFonts w:ascii="SimSun" w:hAnsi="SimSun" w:hint="eastAsia"/>
                 <w:sz w:val="24"/>
               </w:rPr>
             </w:pPr>
@@ -636,7 +636,7 @@
             <w:pPr>
               <w:jc w:val="center"/>
               <w:rPr>
-                <w:rFonts w:ascii="宋体" w:hAnsi="宋体"/>
+                <w:rFonts w:ascii="SimSun" w:hAnsi="SimSun" w:hint="eastAsia"/>
                 <w:sz w:val="24"/>
               </w:rPr>
             </w:pPr>
@@ -656,7 +656,7 @@
             <w:pPr>
               <w:jc w:val="center"/>
               <w:rPr>
-                <w:rFonts w:ascii="宋体" w:hAnsi="宋体"/>
+                <w:rFonts w:ascii="SimSun" w:hAnsi="SimSun" w:hint="eastAsia"/>
                 <w:sz w:val="24"/>
               </w:rPr>
             </w:pPr>
@@ -665,13 +665,13 @@
             <w:pPr>
               <w:jc w:val="center"/>
               <w:rPr>
-                <w:rFonts w:ascii="宋体" w:hAnsi="宋体"/>
+                <w:rFonts w:ascii="SimSun" w:hAnsi="SimSun" w:hint="eastAsia"/>
                 <w:sz w:val="24"/>
               </w:rPr>
             </w:pPr>
             <w:r>
               <w:rPr>
-                <w:rFonts w:ascii="宋体" w:hAnsi="宋体" w:hint="eastAsia"/>
+                <w:rFonts w:ascii="SimSun" w:hAnsi="SimSun" w:hint="eastAsia"/>
                 <w:sz w:val="24"/>
               </w:rPr>
               <w:t>签名</w:t>
@@ -681,7 +681,7 @@
             <w:pPr>
               <w:jc w:val="center"/>
               <w:rPr>
-                <w:rFonts w:ascii="宋体" w:hAnsi="宋体"/>
+                <w:rFonts w:ascii="SimSun" w:hAnsi="SimSun" w:hint="eastAsia"/>
                 <w:sz w:val="24"/>
               </w:rPr>
             </w:pPr>
@@ -696,7 +696,7 @@
             <w:pPr>
               <w:jc w:val="center"/>
               <w:rPr>
-                <w:rFonts w:ascii="宋体" w:hAnsi="宋体"/>
+                <w:rFonts w:ascii="SimSun" w:hAnsi="SimSun" w:hint="eastAsia"/>
                 <w:sz w:val="24"/>
               </w:rPr>
             </w:pPr>
@@ -711,7 +711,7 @@
             <w:pPr>
               <w:jc w:val="center"/>
               <w:rPr>
-                <w:rFonts w:ascii="宋体" w:hAnsi="宋体"/>
+                <w:rFonts w:ascii="SimSun" w:hAnsi="SimSun" w:hint="eastAsia"/>
                 <w:sz w:val="24"/>
               </w:rPr>
             </w:pPr>
@@ -726,7 +726,7 @@
             <w:pPr>
               <w:jc w:val="center"/>
               <w:rPr>
-                <w:rFonts w:ascii="宋体" w:hAnsi="宋体"/>
+                <w:rFonts w:ascii="SimSun" w:hAnsi="SimSun" w:hint="eastAsia"/>
                 <w:sz w:val="24"/>
               </w:rPr>
             </w:pPr>
@@ -741,7 +741,7 @@
             <w:pPr>
               <w:jc w:val="center"/>
               <w:rPr>
-                <w:rFonts w:ascii="宋体" w:hAnsi="宋体"/>
+                <w:rFonts w:ascii="SimSun" w:hAnsi="SimSun" w:hint="eastAsia"/>
                 <w:sz w:val="24"/>
               </w:rPr>
             </w:pPr>
@@ -756,7 +756,7 @@
             <w:pPr>
               <w:jc w:val="center"/>
               <w:rPr>
-                <w:rFonts w:ascii="宋体" w:hAnsi="宋体"/>
+                <w:rFonts w:ascii="SimSun" w:hAnsi="SimSun" w:hint="eastAsia"/>
                 <w:sz w:val="24"/>
               </w:rPr>
             </w:pPr>
@@ -771,7 +771,7 @@
             <w:pPr>
               <w:jc w:val="center"/>
               <w:rPr>
-                <w:rFonts w:ascii="宋体" w:hAnsi="宋体"/>
+                <w:rFonts w:ascii="SimSun" w:hAnsi="SimSun" w:hint="eastAsia"/>
                 <w:sz w:val="24"/>
               </w:rPr>
             </w:pPr>
@@ -786,7 +786,7 @@
             <w:pPr>
               <w:jc w:val="center"/>
               <w:rPr>
-                <w:rFonts w:ascii="宋体" w:hAnsi="宋体"/>
+                <w:rFonts w:ascii="SimSun" w:hAnsi="SimSun" w:hint="eastAsia"/>
                 <w:sz w:val="24"/>
               </w:rPr>
             </w:pPr>
@@ -801,7 +801,7 @@
             <w:pPr>
               <w:jc w:val="center"/>
               <w:rPr>
-                <w:rFonts w:ascii="宋体" w:hAnsi="宋体"/>
+                <w:rFonts w:ascii="SimSun" w:hAnsi="SimSun" w:hint="eastAsia"/>
                 <w:sz w:val="24"/>
               </w:rPr>
             </w:pPr>
@@ -816,7 +816,7 @@
             <w:pPr>
               <w:jc w:val="center"/>
               <w:rPr>
-                <w:rFonts w:ascii="宋体" w:hAnsi="宋体"/>
+                <w:rFonts w:ascii="SimSun" w:hAnsi="SimSun" w:hint="eastAsia"/>
                 <w:sz w:val="24"/>
               </w:rPr>
             </w:pPr>
@@ -827,7 +827,7 @@
     <w:p>
       <w:pPr>
         <w:rPr>
-          <w:rFonts w:ascii="宋体" w:hAnsi="宋体"/>
+          <w:rFonts w:ascii="SimSun" w:hAnsi="SimSun" w:hint="eastAsia"/>
           <w:sz w:val="24"/>
         </w:rPr>
       </w:pPr>
@@ -836,13 +836,13 @@
       <w:pPr>
         <w:spacing w:line="480" w:lineRule="auto"/>
         <w:rPr>
-          <w:rFonts w:ascii="宋体" w:hAnsi="宋体"/>
-          <w:sz w:val="24"/>
-        </w:rPr>
-      </w:pPr>
-      <w:r>
-        <w:rPr>
-          <w:rFonts w:ascii="宋体" w:hAnsi="宋体" w:hint="eastAsia"/>
+          <w:rFonts w:ascii="SimSun" w:hAnsi="SimSun" w:hint="eastAsia"/>
+          <w:sz w:val="24"/>
+        </w:rPr>
+      </w:pPr>
+      <w:r>
+        <w:rPr>
+          <w:rFonts w:ascii="SimSun" w:hAnsi="SimSun" w:hint="eastAsia"/>
           <w:sz w:val="24"/>
         </w:rPr>
         <w:t>一、填空题（</w:t>
@@ -886,7 +886,7 @@
       </w:r>
       <w:r>
         <w:rPr>
-          <w:rFonts w:ascii="宋体" w:hAnsi="宋体" w:hint="eastAsia"/>
+          <w:rFonts w:ascii="SimSun" w:hAnsi="SimSun" w:hint="eastAsia"/>
           <w:sz w:val="24"/>
         </w:rPr>
         <w:t>）</w:t>
@@ -906,7 +906,7 @@
       </w:pPr>
       <w:r>
         <w:rPr>
-          <w:rFonts w:ascii="宋体" w:hAnsi="宋体" w:hint="eastAsia"/>
+          <w:rFonts w:ascii="SimSun" w:hAnsi="SimSun" w:hint="eastAsia"/>
           <w:sz w:val="24"/>
         </w:rPr>
         <w:t>我们用</w:t>
@@ -985,14 +985,14 @@
       </m:oMath>
       <w:r>
         <w:rPr>
-          <w:rFonts w:ascii="宋体" w:hAnsi="宋体" w:hint="eastAsia"/>
+          <w:rFonts w:ascii="SimSun" w:hAnsi="SimSun" w:hint="eastAsia"/>
           <w:sz w:val="24"/>
         </w:rPr>
         <w:t>的</w:t>
       </w:r>
       <w:r>
         <w:rPr>
-          <w:rFonts w:ascii="宋体" w:hAnsi="宋体" w:hint="eastAsia"/>
+          <w:rFonts w:ascii="SimSun" w:hAnsi="SimSun" w:hint="eastAsia"/>
           <w:sz w:val="24"/>
         </w:rPr>
         <w:t>多项式构成的线性空间，那么线性空间</w:t>
@@ -1062,7 +1062,7 @@
       </w:r>
       <w:r>
         <w:rPr>
-          <w:rFonts w:ascii="宋体" w:hAnsi="宋体" w:hint="eastAsia"/>
+          <w:rFonts w:ascii="SimSun" w:hAnsi="SimSun" w:hint="eastAsia"/>
           <w:sz w:val="24"/>
           <w:u w:val="single"/>
         </w:rPr>
@@ -1077,7 +1077,7 @@
       </w:r>
       <w:r>
         <w:rPr>
-          <w:rFonts w:ascii="宋体" w:hAnsi="宋体" w:hint="eastAsia"/>
+          <w:rFonts w:ascii="SimSun" w:hAnsi="SimSun" w:hint="eastAsia"/>
           <w:sz w:val="24"/>
         </w:rPr>
         <w:t>线性映射</w:t>
@@ -1204,7 +1204,7 @@
       </m:oMath>
       <w:r>
         <w:rPr>
-          <w:rFonts w:ascii="宋体" w:hAnsi="宋体" w:hint="eastAsia"/>
+          <w:rFonts w:ascii="SimSun" w:hAnsi="SimSun" w:hint="eastAsia"/>
           <w:sz w:val="24"/>
         </w:rPr>
         <w:t>表示由</w:t>
@@ -1336,28 +1336,28 @@
       </m:oMath>
       <w:r>
         <w:rPr>
-          <w:rFonts w:ascii="宋体" w:hAnsi="宋体" w:hint="eastAsia"/>
+          <w:rFonts w:ascii="SimSun" w:hAnsi="SimSun" w:hint="eastAsia"/>
           <w:sz w:val="24"/>
         </w:rPr>
         <w:t>定义的积分映射</w:t>
       </w:r>
       <w:r>
         <w:rPr>
-          <w:rFonts w:ascii="宋体" w:hAnsi="宋体" w:hint="eastAsia"/>
+          <w:rFonts w:ascii="SimSun" w:hAnsi="SimSun" w:hint="eastAsia"/>
           <w:sz w:val="24"/>
         </w:rPr>
         <w:t>,</w:t>
       </w:r>
       <w:r>
         <w:rPr>
-          <w:rFonts w:ascii="宋体" w:hAnsi="宋体"/>
+          <w:rFonts w:ascii="SimSun" w:hAnsi="SimSun"/>
           <w:sz w:val="24"/>
         </w:rPr>
         <w:t xml:space="preserve"> </w:t>
       </w:r>
       <w:r>
         <w:rPr>
-          <w:rFonts w:ascii="宋体" w:hAnsi="宋体" w:hint="eastAsia"/>
+          <w:rFonts w:ascii="SimSun" w:hAnsi="SimSun" w:hint="eastAsia"/>
           <w:sz w:val="24"/>
         </w:rPr>
         <w:t>则</w:t>
@@ -1376,7 +1376,7 @@
       </m:oMath>
       <w:r>
         <w:rPr>
-          <w:rFonts w:ascii="宋体" w:hAnsi="宋体" w:hint="eastAsia"/>
+          <w:rFonts w:ascii="SimSun" w:hAnsi="SimSun" w:hint="eastAsia"/>
           <w:sz w:val="24"/>
         </w:rPr>
         <w:t>在</w:t>
@@ -1439,7 +1439,7 @@
       </m:oMath>
       <w:r>
         <w:rPr>
-          <w:rFonts w:ascii="宋体" w:hAnsi="宋体" w:hint="eastAsia"/>
+          <w:rFonts w:ascii="SimSun" w:hAnsi="SimSun" w:hint="eastAsia"/>
           <w:sz w:val="24"/>
         </w:rPr>
         <w:t>的一个基</w:t>
@@ -1455,7 +1455,7 @@
       </m:oMath>
       <w:r>
         <w:rPr>
-          <w:rFonts w:ascii="宋体" w:hAnsi="宋体" w:hint="eastAsia"/>
+          <w:rFonts w:ascii="SimSun" w:hAnsi="SimSun" w:hint="eastAsia"/>
           <w:sz w:val="24"/>
         </w:rPr>
         <w:t>和</w:t>
@@ -1518,7 +1518,7 @@
       </m:oMath>
       <w:r>
         <w:rPr>
-          <w:rFonts w:ascii="宋体" w:hAnsi="宋体" w:hint="eastAsia"/>
+          <w:rFonts w:ascii="SimSun" w:hAnsi="SimSun" w:hint="eastAsia"/>
           <w:sz w:val="24"/>
         </w:rPr>
         <w:t>的一个基</w:t>
@@ -1563,14 +1563,14 @@
       </m:oMath>
       <w:r>
         <w:rPr>
-          <w:rFonts w:ascii="宋体" w:hAnsi="宋体" w:hint="eastAsia"/>
+          <w:rFonts w:ascii="SimSun" w:hAnsi="SimSun" w:hint="eastAsia"/>
           <w:sz w:val="24"/>
         </w:rPr>
         <w:t>下的矩阵表示为</w:t>
       </w:r>
       <w:r>
         <w:rPr>
-          <w:rFonts w:ascii="宋体" w:hAnsi="宋体" w:hint="eastAsia"/>
+          <w:rFonts w:ascii="SimSun" w:hAnsi="SimSun" w:hint="eastAsia"/>
           <w:sz w:val="24"/>
           <w:u w:val="single"/>
         </w:rPr>
@@ -1578,7 +1578,7 @@
       </w:r>
       <w:r>
         <w:rPr>
-          <w:rFonts w:ascii="宋体" w:hAnsi="宋体" w:hint="eastAsia"/>
+          <w:rFonts w:ascii="SimSun" w:hAnsi="SimSun" w:hint="eastAsia"/>
           <w:sz w:val="24"/>
         </w:rPr>
         <w:t>，</w:t>
@@ -1597,14 +1597,14 @@
       </m:oMath>
       <w:r>
         <w:rPr>
-          <w:rFonts w:ascii="宋体" w:hAnsi="宋体" w:hint="eastAsia"/>
+          <w:rFonts w:ascii="SimSun" w:hAnsi="SimSun" w:hint="eastAsia"/>
           <w:sz w:val="24"/>
         </w:rPr>
         <w:t>的值域为</w:t>
       </w:r>
       <w:r>
         <w:rPr>
-          <w:rFonts w:ascii="宋体" w:hAnsi="宋体" w:hint="eastAsia"/>
+          <w:rFonts w:ascii="SimSun" w:hAnsi="SimSun" w:hint="eastAsia"/>
           <w:sz w:val="24"/>
           <w:u w:val="single"/>
         </w:rPr>
@@ -1612,7 +1612,7 @@
       </w:r>
       <w:r>
         <w:rPr>
-          <w:rFonts w:ascii="宋体" w:hAnsi="宋体" w:hint="eastAsia"/>
+          <w:rFonts w:ascii="SimSun" w:hAnsi="SimSun" w:hint="eastAsia"/>
           <w:sz w:val="24"/>
         </w:rPr>
         <w:t>。</w:t>
@@ -1874,7 +1874,7 @@
       </w:r>
       <w:r>
         <w:rPr>
-          <w:rFonts w:ascii="宋体" w:hAnsi="宋体" w:hint="eastAsia"/>
+          <w:rFonts w:ascii="SimSun" w:hAnsi="SimSun" w:hint="eastAsia"/>
           <w:sz w:val="24"/>
           <w:u w:val="single"/>
         </w:rPr>
@@ -1882,7 +1882,7 @@
       </w:r>
       <w:r>
         <w:rPr>
-          <w:rFonts w:ascii="宋体" w:hAnsi="宋体" w:hint="eastAsia"/>
+          <w:rFonts w:ascii="SimSun" w:hAnsi="SimSun" w:hint="eastAsia"/>
           <w:sz w:val="24"/>
         </w:rPr>
         <w:t>，</w:t>
@@ -1907,7 +1907,7 @@
       </w:r>
       <w:r>
         <w:rPr>
-          <w:rFonts w:ascii="宋体" w:hAnsi="宋体" w:hint="eastAsia"/>
+          <w:rFonts w:ascii="SimSun" w:hAnsi="SimSun" w:hint="eastAsia"/>
           <w:sz w:val="24"/>
           <w:u w:val="single"/>
         </w:rPr>
@@ -1915,7 +1915,7 @@
       </w:r>
       <w:r>
         <w:rPr>
-          <w:rFonts w:ascii="宋体" w:hAnsi="宋体" w:hint="eastAsia"/>
+          <w:rFonts w:ascii="SimSun" w:hAnsi="SimSun" w:hint="eastAsia"/>
           <w:sz w:val="24"/>
         </w:rPr>
         <w:t>。</w:t>
@@ -2416,7 +2416,7 @@
       </m:oMath>
       <w:r>
         <w:rPr>
-          <w:rFonts w:ascii="宋体" w:hAnsi="宋体" w:hint="eastAsia"/>
+          <w:rFonts w:ascii="SimSun" w:hAnsi="SimSun" w:hint="eastAsia"/>
           <w:sz w:val="24"/>
         </w:rPr>
         <w:t>.</w:t>
@@ -2450,7 +2450,7 @@
       </w:r>
       <w:r>
         <w:rPr>
-          <w:rFonts w:ascii="宋体" w:hAnsi="宋体" w:hint="eastAsia"/>
+          <w:rFonts w:ascii="SimSun" w:hAnsi="SimSun" w:hint="eastAsia"/>
           <w:sz w:val="24"/>
         </w:rPr>
         <w:t>矩阵</w:t>
@@ -2616,7 +2616,7 @@
       </w:r>
       <w:r>
         <w:rPr>
-          <w:rFonts w:ascii="宋体" w:hAnsi="宋体" w:hint="eastAsia"/>
+          <w:rFonts w:ascii="SimSun" w:hAnsi="SimSun" w:hint="eastAsia"/>
           <w:sz w:val="24"/>
         </w:rPr>
         <w:t>则</w:t>
@@ -2719,7 +2719,7 @@
       </m:oMath>
       <w:r>
         <w:rPr>
-          <w:rFonts w:ascii="宋体" w:hAnsi="宋体" w:hint="eastAsia"/>
+          <w:rFonts w:ascii="SimSun" w:hAnsi="SimSun" w:hint="eastAsia"/>
           <w:sz w:val="24"/>
           <w:u w:val="single"/>
         </w:rPr>
@@ -2727,7 +2727,7 @@
       </w:r>
       <w:r>
         <w:rPr>
-          <w:rFonts w:ascii="宋体" w:hAnsi="宋体" w:hint="eastAsia"/>
+          <w:rFonts w:ascii="SimSun" w:hAnsi="SimSun" w:hint="eastAsia"/>
           <w:sz w:val="24"/>
           <w:u w:val="single"/>
         </w:rPr>
@@ -2735,7 +2735,7 @@
       </w:r>
       <w:r>
         <w:rPr>
-          <w:rFonts w:ascii="宋体" w:hAnsi="宋体" w:hint="eastAsia"/>
+          <w:rFonts w:ascii="SimSun" w:hAnsi="SimSun" w:hint="eastAsia"/>
           <w:sz w:val="24"/>
         </w:rPr>
         <w:t>，</w:t>
@@ -2853,7 +2853,7 @@
       </m:oMath>
       <w:r>
         <w:rPr>
-          <w:rFonts w:ascii="宋体" w:hAnsi="宋体" w:hint="eastAsia"/>
+          <w:rFonts w:ascii="SimSun" w:hAnsi="SimSun" w:hint="eastAsia"/>
           <w:sz w:val="24"/>
           <w:u w:val="single"/>
         </w:rPr>
@@ -2861,7 +2861,7 @@
       </w:r>
       <w:r>
         <w:rPr>
-          <w:rFonts w:ascii="宋体" w:hAnsi="宋体" w:hint="eastAsia"/>
+          <w:rFonts w:ascii="SimSun" w:hAnsi="SimSun" w:hint="eastAsia"/>
           <w:sz w:val="24"/>
         </w:rPr>
         <w:t>。</w:t>
@@ -2874,13 +2874,13 @@
           <w:numId w:val="4"/>
         </w:numPr>
         <w:rPr>
-          <w:rFonts w:ascii="宋体" w:hAnsi="宋体"/>
-          <w:sz w:val="24"/>
-        </w:rPr>
-      </w:pPr>
-      <w:r>
-        <w:rPr>
-          <w:rFonts w:ascii="宋体" w:hAnsi="宋体" w:hint="eastAsia"/>
+          <w:rFonts w:ascii="SimSun" w:hAnsi="SimSun" w:hint="eastAsia"/>
+          <w:sz w:val="24"/>
+        </w:rPr>
+      </w:pPr>
+      <w:r>
+        <w:rPr>
+          <w:rFonts w:ascii="SimSun" w:hAnsi="SimSun" w:hint="eastAsia"/>
           <w:sz w:val="24"/>
         </w:rPr>
         <w:lastRenderedPageBreak/>
@@ -2900,7 +2900,7 @@
       </w:r>
       <w:r>
         <w:rPr>
-          <w:rFonts w:ascii="宋体" w:hAnsi="宋体" w:hint="eastAsia"/>
+          <w:rFonts w:ascii="SimSun" w:hAnsi="SimSun" w:hint="eastAsia"/>
           <w:sz w:val="24"/>
         </w:rPr>
         <w:t xml:space="preserve">分) 已知矩阵 </w:t>
@@ -3035,7 +3035,7 @@
       </m:oMath>
       <w:r>
         <w:rPr>
-          <w:rFonts w:ascii="宋体" w:hAnsi="宋体" w:hint="eastAsia"/>
+          <w:rFonts w:ascii="SimSun" w:hAnsi="SimSun" w:hint="eastAsia"/>
           <w:sz w:val="24"/>
         </w:rPr>
         <w:t>.</w:t>
@@ -3045,7 +3045,7 @@
       <w:pPr>
         <w:ind w:firstLineChars="200" w:firstLine="480"/>
         <w:rPr>
-          <w:rFonts w:ascii="宋体" w:hAnsi="宋体"/>
+          <w:rFonts w:ascii="SimSun" w:hAnsi="SimSun" w:hint="eastAsia"/>
           <w:sz w:val="24"/>
         </w:rPr>
       </w:pPr>
@@ -3085,7 +3085,7 @@
       </m:oMath>
       <w:r>
         <w:rPr>
-          <w:rFonts w:ascii="宋体" w:hAnsi="宋体" w:hint="eastAsia"/>
+          <w:rFonts w:ascii="SimSun" w:hAnsi="SimSun" w:hint="eastAsia"/>
           <w:sz w:val="24"/>
         </w:rPr>
         <w:t>的</w:t>
@@ -3106,14 +3106,14 @@
       </w:r>
       <w:r>
         <w:rPr>
-          <w:rFonts w:ascii="宋体" w:hAnsi="宋体" w:hint="eastAsia"/>
+          <w:rFonts w:ascii="SimSun" w:hAnsi="SimSun" w:hint="eastAsia"/>
           <w:sz w:val="24"/>
         </w:rPr>
         <w:t>最小多项式</w:t>
       </w:r>
       <w:r>
         <w:rPr>
-          <w:rFonts w:ascii="宋体" w:hAnsi="宋体" w:hint="eastAsia"/>
+          <w:rFonts w:ascii="SimSun" w:hAnsi="SimSun" w:hint="eastAsia"/>
           <w:sz w:val="24"/>
         </w:rPr>
         <w:t>。</w:t>
@@ -3123,7 +3123,7 @@
       <w:pPr>
         <w:ind w:firstLineChars="1300" w:firstLine="3120"/>
         <w:rPr>
-          <w:rFonts w:ascii="宋体" w:hAnsi="宋体"/>
+          <w:rFonts w:ascii="SimSun" w:hAnsi="SimSun" w:hint="eastAsia"/>
           <w:sz w:val="24"/>
         </w:rPr>
       </w:pPr>
@@ -3133,7 +3133,7 @@
         <w:spacing w:line="360" w:lineRule="auto"/>
         <w:ind w:firstLineChars="200" w:firstLine="480"/>
         <w:rPr>
-          <w:rFonts w:ascii="宋体" w:hAnsi="宋体"/>
+          <w:rFonts w:ascii="SimSun" w:hAnsi="SimSun" w:hint="eastAsia"/>
           <w:sz w:val="24"/>
         </w:rPr>
       </w:pPr>
@@ -3157,7 +3157,7 @@
       </w:r>
       <w:r>
         <w:rPr>
-          <w:rFonts w:ascii="宋体" w:hAnsi="宋体" w:cs="宋体" w:hint="eastAsia"/>
+          <w:rFonts w:ascii="SimSun" w:hAnsi="SimSun" w:cs="SimSun" w:hint="eastAsia"/>
           <w:sz w:val="24"/>
         </w:rPr>
         <w:t>求矩阵函数</w:t>
@@ -3165,7 +3165,7 @@
       <m:oMath>
         <m:r>
           <w:rPr>
-            <w:rFonts w:ascii="Cambria Math" w:hAnsi="Cambria Math" w:cs="宋体"/>
+            <w:rFonts w:ascii="Cambria Math" w:hAnsi="Cambria Math" w:cs="SimSun"/>
             <w:sz w:val="24"/>
           </w:rPr>
           <m:t>cos</m:t>
@@ -3174,7 +3174,7 @@
           <m:fPr>
             <m:ctrlPr>
               <w:rPr>
-                <w:rFonts w:ascii="Cambria Math" w:hAnsi="Cambria Math" w:cs="宋体"/>
+                <w:rFonts w:ascii="Cambria Math" w:hAnsi="Cambria Math" w:cs="SimSun"/>
                 <w:i/>
                 <w:sz w:val="24"/>
               </w:rPr>
@@ -3183,7 +3183,7 @@
           <m:num>
             <m:r>
               <w:rPr>
-                <w:rFonts w:ascii="Cambria Math" w:hAnsi="Cambria Math" w:cs="宋体"/>
+                <w:rFonts w:ascii="Cambria Math" w:hAnsi="Cambria Math" w:cs="SimSun"/>
                 <w:sz w:val="24"/>
               </w:rPr>
               <m:t>π</m:t>
@@ -3192,7 +3192,7 @@
           <m:den>
             <m:r>
               <w:rPr>
-                <w:rFonts w:ascii="Cambria Math" w:hAnsi="Cambria Math" w:cs="宋体"/>
+                <w:rFonts w:ascii="Cambria Math" w:hAnsi="Cambria Math" w:cs="SimSun"/>
                 <w:sz w:val="24"/>
               </w:rPr>
               <m:t>2</m:t>
@@ -3201,7 +3201,7 @@
         </m:f>
         <m:r>
           <w:rPr>
-            <w:rFonts w:ascii="Cambria Math" w:hAnsi="Cambria Math" w:cs="宋体"/>
+            <w:rFonts w:ascii="Cambria Math" w:hAnsi="Cambria Math" w:cs="SimSun"/>
             <w:sz w:val="24"/>
           </w:rPr>
           <m:t>A</m:t>
@@ -3209,7 +3209,7 @@
       </m:oMath>
       <w:r>
         <w:rPr>
-          <w:rFonts w:ascii="宋体" w:hAnsi="宋体" w:hint="eastAsia"/>
+          <w:rFonts w:ascii="SimSun" w:hAnsi="SimSun" w:hint="eastAsia"/>
           <w:sz w:val="24"/>
         </w:rPr>
         <w:t>和</w:t>
@@ -3254,7 +3254,7 @@
       </m:oMath>
       <w:r>
         <w:rPr>
-          <w:rFonts w:ascii="宋体" w:hAnsi="宋体" w:hint="eastAsia"/>
+          <w:rFonts w:ascii="SimSun" w:hAnsi="SimSun" w:hint="eastAsia"/>
           <w:sz w:val="24"/>
         </w:rPr>
         <w:t>。</w:t>
@@ -3264,7 +3264,7 @@
       <w:pPr>
         <w:spacing w:line="480" w:lineRule="auto"/>
         <w:rPr>
-          <w:rFonts w:ascii="仿宋" w:eastAsia="仿宋" w:hAnsi="仿宋" w:cs="仿宋"/>
+          <w:rFonts w:ascii="FangSong" w:eastAsia="FangSong" w:hAnsi="FangSong" w:cs="FangSong" w:hint="eastAsia"/>
           <w:sz w:val="24"/>
         </w:rPr>
       </w:pPr>
@@ -3273,7 +3273,7 @@
       <w:pPr>
         <w:spacing w:line="480" w:lineRule="auto"/>
         <w:rPr>
-          <w:rFonts w:ascii="仿宋" w:eastAsia="仿宋" w:hAnsi="仿宋" w:cs="仿宋"/>
+          <w:rFonts w:ascii="FangSong" w:eastAsia="FangSong" w:hAnsi="FangSong" w:cs="FangSong" w:hint="eastAsia"/>
           <w:sz w:val="24"/>
         </w:rPr>
       </w:pPr>
@@ -3282,7 +3282,7 @@
       <w:pPr>
         <w:spacing w:line="480" w:lineRule="auto"/>
         <w:rPr>
-          <w:rFonts w:ascii="仿宋" w:eastAsia="仿宋" w:hAnsi="仿宋" w:cs="仿宋"/>
+          <w:rFonts w:ascii="FangSong" w:eastAsia="FangSong" w:hAnsi="FangSong" w:cs="FangSong" w:hint="eastAsia"/>
           <w:sz w:val="24"/>
         </w:rPr>
       </w:pPr>
@@ -3291,7 +3291,7 @@
       <w:pPr>
         <w:spacing w:line="480" w:lineRule="auto"/>
         <w:rPr>
-          <w:rFonts w:ascii="仿宋" w:eastAsia="仿宋" w:hAnsi="仿宋" w:cs="仿宋"/>
+          <w:rFonts w:ascii="FangSong" w:eastAsia="FangSong" w:hAnsi="FangSong" w:cs="FangSong" w:hint="eastAsia"/>
           <w:sz w:val="24"/>
         </w:rPr>
       </w:pPr>
@@ -3300,7 +3300,7 @@
       <w:pPr>
         <w:spacing w:line="480" w:lineRule="auto"/>
         <w:rPr>
-          <w:rFonts w:ascii="仿宋" w:eastAsia="仿宋" w:hAnsi="仿宋" w:cs="仿宋"/>
+          <w:rFonts w:ascii="FangSong" w:eastAsia="FangSong" w:hAnsi="FangSong" w:cs="FangSong" w:hint="eastAsia"/>
           <w:sz w:val="24"/>
         </w:rPr>
       </w:pPr>
@@ -3309,7 +3309,7 @@
       <w:pPr>
         <w:spacing w:line="480" w:lineRule="auto"/>
         <w:rPr>
-          <w:rFonts w:ascii="仿宋" w:eastAsia="仿宋" w:hAnsi="仿宋" w:cs="仿宋"/>
+          <w:rFonts w:ascii="FangSong" w:eastAsia="FangSong" w:hAnsi="FangSong" w:cs="FangSong" w:hint="eastAsia"/>
           <w:sz w:val="24"/>
         </w:rPr>
       </w:pPr>
@@ -3318,7 +3318,7 @@
       <w:pPr>
         <w:spacing w:line="480" w:lineRule="auto"/>
         <w:rPr>
-          <w:rFonts w:ascii="仿宋" w:eastAsia="仿宋" w:hAnsi="仿宋" w:cs="仿宋"/>
+          <w:rFonts w:ascii="FangSong" w:eastAsia="FangSong" w:hAnsi="FangSong" w:cs="FangSong" w:hint="eastAsia"/>
           <w:sz w:val="24"/>
         </w:rPr>
       </w:pPr>
@@ -3327,7 +3327,7 @@
       <w:pPr>
         <w:spacing w:line="480" w:lineRule="auto"/>
         <w:rPr>
-          <w:rFonts w:ascii="仿宋" w:eastAsia="仿宋" w:hAnsi="仿宋" w:cs="仿宋"/>
+          <w:rFonts w:ascii="FangSong" w:eastAsia="FangSong" w:hAnsi="FangSong" w:cs="FangSong" w:hint="eastAsia"/>
           <w:sz w:val="24"/>
         </w:rPr>
       </w:pPr>
@@ -3336,7 +3336,7 @@
       <w:pPr>
         <w:spacing w:line="480" w:lineRule="auto"/>
         <w:rPr>
-          <w:rFonts w:ascii="仿宋" w:eastAsia="仿宋" w:hAnsi="仿宋" w:cs="仿宋"/>
+          <w:rFonts w:ascii="FangSong" w:eastAsia="FangSong" w:hAnsi="FangSong" w:cs="FangSong" w:hint="eastAsia"/>
           <w:sz w:val="24"/>
         </w:rPr>
       </w:pPr>
@@ -3345,7 +3345,7 @@
       <w:pPr>
         <w:spacing w:line="480" w:lineRule="auto"/>
         <w:rPr>
-          <w:rFonts w:ascii="仿宋" w:eastAsia="仿宋" w:hAnsi="仿宋" w:cs="仿宋"/>
+          <w:rFonts w:ascii="FangSong" w:eastAsia="FangSong" w:hAnsi="FangSong" w:cs="FangSong" w:hint="eastAsia"/>
           <w:sz w:val="24"/>
         </w:rPr>
       </w:pPr>
@@ -3354,7 +3354,7 @@
       <w:pPr>
         <w:spacing w:line="480" w:lineRule="auto"/>
         <w:rPr>
-          <w:rFonts w:ascii="仿宋" w:eastAsia="仿宋" w:hAnsi="仿宋" w:cs="仿宋"/>
+          <w:rFonts w:ascii="FangSong" w:eastAsia="FangSong" w:hAnsi="FangSong" w:cs="FangSong" w:hint="eastAsia"/>
           <w:sz w:val="24"/>
         </w:rPr>
       </w:pPr>
@@ -3363,7 +3363,7 @@
       <w:pPr>
         <w:spacing w:line="480" w:lineRule="auto"/>
         <w:rPr>
-          <w:rFonts w:ascii="仿宋" w:eastAsia="仿宋" w:hAnsi="仿宋" w:cs="仿宋"/>
+          <w:rFonts w:ascii="FangSong" w:eastAsia="FangSong" w:hAnsi="FangSong" w:cs="FangSong" w:hint="eastAsia"/>
           <w:sz w:val="24"/>
         </w:rPr>
       </w:pPr>
@@ -3372,7 +3372,7 @@
       <w:pPr>
         <w:spacing w:line="480" w:lineRule="auto"/>
         <w:rPr>
-          <w:rFonts w:ascii="仿宋" w:eastAsia="仿宋" w:hAnsi="仿宋" w:cs="仿宋"/>
+          <w:rFonts w:ascii="FangSong" w:eastAsia="FangSong" w:hAnsi="FangSong" w:cs="FangSong" w:hint="eastAsia"/>
           <w:sz w:val="24"/>
         </w:rPr>
       </w:pPr>
@@ -3381,7 +3381,7 @@
       <w:pPr>
         <w:spacing w:line="480" w:lineRule="auto"/>
         <w:rPr>
-          <w:rFonts w:ascii="仿宋" w:eastAsia="仿宋" w:hAnsi="仿宋" w:cs="仿宋"/>
+          <w:rFonts w:ascii="FangSong" w:eastAsia="FangSong" w:hAnsi="FangSong" w:cs="FangSong" w:hint="eastAsia"/>
           <w:sz w:val="24"/>
         </w:rPr>
       </w:pPr>
@@ -3390,7 +3390,7 @@
       <w:pPr>
         <w:spacing w:line="480" w:lineRule="auto"/>
         <w:rPr>
-          <w:rFonts w:ascii="仿宋" w:eastAsia="仿宋" w:hAnsi="仿宋" w:cs="仿宋"/>
+          <w:rFonts w:ascii="FangSong" w:eastAsia="FangSong" w:hAnsi="FangSong" w:cs="FangSong" w:hint="eastAsia"/>
           <w:sz w:val="24"/>
         </w:rPr>
       </w:pPr>
@@ -3399,7 +3399,7 @@
       <w:pPr>
         <w:spacing w:line="480" w:lineRule="auto"/>
         <w:rPr>
-          <w:rFonts w:ascii="仿宋" w:eastAsia="仿宋" w:hAnsi="仿宋" w:cs="仿宋"/>
+          <w:rFonts w:ascii="FangSong" w:eastAsia="FangSong" w:hAnsi="FangSong" w:cs="FangSong" w:hint="eastAsia"/>
           <w:sz w:val="24"/>
         </w:rPr>
       </w:pPr>
@@ -3408,7 +3408,7 @@
       <w:pPr>
         <w:spacing w:line="480" w:lineRule="auto"/>
         <w:rPr>
-          <w:rFonts w:ascii="仿宋" w:eastAsia="仿宋" w:hAnsi="仿宋" w:cs="仿宋"/>
+          <w:rFonts w:ascii="FangSong" w:eastAsia="FangSong" w:hAnsi="FangSong" w:cs="FangSong" w:hint="eastAsia"/>
           <w:sz w:val="24"/>
         </w:rPr>
       </w:pPr>
@@ -3417,7 +3417,7 @@
       <w:pPr>
         <w:spacing w:line="480" w:lineRule="auto"/>
         <w:rPr>
-          <w:rFonts w:ascii="仿宋" w:eastAsia="仿宋" w:hAnsi="仿宋" w:cs="仿宋"/>
+          <w:rFonts w:ascii="FangSong" w:eastAsia="FangSong" w:hAnsi="FangSong" w:cs="FangSong" w:hint="eastAsia"/>
           <w:sz w:val="24"/>
         </w:rPr>
       </w:pPr>
@@ -3426,7 +3426,7 @@
       <w:pPr>
         <w:spacing w:line="480" w:lineRule="auto"/>
         <w:rPr>
-          <w:rFonts w:ascii="仿宋" w:eastAsia="仿宋" w:hAnsi="仿宋" w:cs="仿宋"/>
+          <w:rFonts w:ascii="FangSong" w:eastAsia="FangSong" w:hAnsi="FangSong" w:cs="FangSong" w:hint="eastAsia"/>
           <w:sz w:val="24"/>
         </w:rPr>
       </w:pPr>
@@ -3448,7 +3448,7 @@
       </w:r>
       <w:r>
         <w:rPr>
-          <w:rFonts w:ascii="宋体" w:hAnsi="宋体" w:hint="eastAsia"/>
+          <w:rFonts w:ascii="SimSun" w:hAnsi="SimSun" w:hint="eastAsia"/>
           <w:sz w:val="24"/>
         </w:rPr>
         <w:t>(</w:t>
@@ -3467,7 +3467,7 @@
       </w:r>
       <w:r>
         <w:rPr>
-          <w:rFonts w:ascii="宋体" w:hAnsi="宋体" w:hint="eastAsia"/>
+          <w:rFonts w:ascii="SimSun" w:hAnsi="SimSun" w:hint="eastAsia"/>
           <w:sz w:val="24"/>
         </w:rPr>
         <w:t xml:space="preserve">分) </w:t>
@@ -3605,7 +3605,7 @@
       </m:oMath>
       <w:r>
         <w:rPr>
-          <w:rFonts w:ascii="宋体" w:hAnsi="宋体" w:hint="eastAsia"/>
+          <w:rFonts w:ascii="SimSun" w:hAnsi="SimSun" w:hint="eastAsia"/>
           <w:sz w:val="24"/>
         </w:rPr>
         <w:t>的奇异值分解表达式，</w:t>
@@ -3639,7 +3639,7 @@
         <w:spacing w:line="480" w:lineRule="auto"/>
         <w:ind w:firstLineChars="250" w:firstLine="600"/>
         <w:rPr>
-          <w:rFonts w:ascii="宋体" w:hAnsi="宋体"/>
+          <w:rFonts w:ascii="SimSun" w:hAnsi="SimSun" w:hint="eastAsia"/>
           <w:sz w:val="24"/>
         </w:rPr>
       </w:pPr>
@@ -3690,7 +3690,7 @@
       </m:oMath>
       <w:r>
         <w:rPr>
-          <w:rFonts w:ascii="宋体" w:hAnsi="宋体" w:hint="eastAsia"/>
+          <w:rFonts w:ascii="SimSun" w:hAnsi="SimSun" w:hint="eastAsia"/>
           <w:sz w:val="24"/>
         </w:rPr>
         <w:t>.</w:t>
@@ -3700,7 +3700,7 @@
       <w:pPr>
         <w:spacing w:line="480" w:lineRule="auto"/>
         <w:rPr>
-          <w:rFonts w:ascii="宋体" w:hAnsi="宋体"/>
+          <w:rFonts w:ascii="SimSun" w:hAnsi="SimSun" w:hint="eastAsia"/>
           <w:sz w:val="24"/>
         </w:rPr>
       </w:pPr>
@@ -3709,7 +3709,7 @@
       <w:pPr>
         <w:spacing w:line="480" w:lineRule="auto"/>
         <w:rPr>
-          <w:rFonts w:ascii="宋体" w:hAnsi="宋体"/>
+          <w:rFonts w:ascii="SimSun" w:hAnsi="SimSun" w:hint="eastAsia"/>
           <w:sz w:val="24"/>
         </w:rPr>
       </w:pPr>
@@ -3718,7 +3718,7 @@
       <w:pPr>
         <w:spacing w:line="480" w:lineRule="auto"/>
         <w:rPr>
-          <w:rFonts w:ascii="宋体" w:hAnsi="宋体"/>
+          <w:rFonts w:ascii="SimSun" w:hAnsi="SimSun" w:hint="eastAsia"/>
           <w:sz w:val="24"/>
         </w:rPr>
       </w:pPr>
@@ -3727,7 +3727,7 @@
       <w:pPr>
         <w:spacing w:line="480" w:lineRule="auto"/>
         <w:rPr>
-          <w:rFonts w:ascii="宋体" w:hAnsi="宋体"/>
+          <w:rFonts w:ascii="SimSun" w:hAnsi="SimSun" w:hint="eastAsia"/>
           <w:sz w:val="24"/>
         </w:rPr>
       </w:pPr>
@@ -3736,7 +3736,7 @@
       <w:pPr>
         <w:spacing w:line="480" w:lineRule="auto"/>
         <w:rPr>
-          <w:rFonts w:ascii="宋体" w:hAnsi="宋体"/>
+          <w:rFonts w:ascii="SimSun" w:hAnsi="SimSun" w:hint="eastAsia"/>
           <w:sz w:val="24"/>
         </w:rPr>
       </w:pPr>
@@ -3745,7 +3745,7 @@
       <w:pPr>
         <w:spacing w:line="480" w:lineRule="auto"/>
         <w:rPr>
-          <w:rFonts w:ascii="宋体" w:hAnsi="宋体"/>
+          <w:rFonts w:ascii="SimSun" w:hAnsi="SimSun" w:hint="eastAsia"/>
           <w:sz w:val="24"/>
         </w:rPr>
       </w:pPr>
@@ -3754,7 +3754,7 @@
       <w:pPr>
         <w:spacing w:line="480" w:lineRule="auto"/>
         <w:rPr>
-          <w:rFonts w:ascii="宋体" w:hAnsi="宋体"/>
+          <w:rFonts w:ascii="SimSun" w:hAnsi="SimSun" w:hint="eastAsia"/>
           <w:sz w:val="24"/>
         </w:rPr>
       </w:pPr>
@@ -3763,7 +3763,7 @@
       <w:pPr>
         <w:spacing w:line="480" w:lineRule="auto"/>
         <w:rPr>
-          <w:rFonts w:ascii="宋体" w:hAnsi="宋体"/>
+          <w:rFonts w:ascii="SimSun" w:hAnsi="SimSun" w:hint="eastAsia"/>
           <w:sz w:val="24"/>
         </w:rPr>
       </w:pPr>
@@ -3772,7 +3772,7 @@
       <w:pPr>
         <w:spacing w:line="480" w:lineRule="auto"/>
         <w:rPr>
-          <w:rFonts w:ascii="宋体" w:hAnsi="宋体"/>
+          <w:rFonts w:ascii="SimSun" w:hAnsi="SimSun" w:hint="eastAsia"/>
           <w:sz w:val="24"/>
         </w:rPr>
       </w:pPr>
@@ -3781,7 +3781,7 @@
       <w:pPr>
         <w:spacing w:line="480" w:lineRule="auto"/>
         <w:rPr>
-          <w:rFonts w:ascii="宋体" w:hAnsi="宋体"/>
+          <w:rFonts w:ascii="SimSun" w:hAnsi="SimSun" w:hint="eastAsia"/>
           <w:sz w:val="24"/>
         </w:rPr>
       </w:pPr>
@@ -3790,7 +3790,7 @@
       <w:pPr>
         <w:spacing w:line="480" w:lineRule="auto"/>
         <w:rPr>
-          <w:rFonts w:ascii="宋体" w:hAnsi="宋体"/>
+          <w:rFonts w:ascii="SimSun" w:hAnsi="SimSun" w:hint="eastAsia"/>
           <w:sz w:val="24"/>
         </w:rPr>
       </w:pPr>
@@ -3799,7 +3799,7 @@
       <w:pPr>
         <w:spacing w:line="480" w:lineRule="auto"/>
         <w:rPr>
-          <w:rFonts w:ascii="宋体" w:hAnsi="宋体"/>
+          <w:rFonts w:ascii="SimSun" w:hAnsi="SimSun" w:hint="eastAsia"/>
           <w:sz w:val="24"/>
         </w:rPr>
       </w:pPr>
@@ -3808,7 +3808,7 @@
       <w:pPr>
         <w:spacing w:line="480" w:lineRule="auto"/>
         <w:rPr>
-          <w:rFonts w:ascii="宋体" w:hAnsi="宋体"/>
+          <w:rFonts w:ascii="SimSun" w:hAnsi="SimSun" w:hint="eastAsia"/>
           <w:sz w:val="24"/>
         </w:rPr>
       </w:pPr>
@@ -3817,7 +3817,7 @@
       <w:pPr>
         <w:spacing w:line="480" w:lineRule="auto"/>
         <w:rPr>
-          <w:rFonts w:ascii="宋体" w:hAnsi="宋体"/>
+          <w:rFonts w:ascii="SimSun" w:hAnsi="SimSun" w:hint="eastAsia"/>
           <w:sz w:val="24"/>
         </w:rPr>
       </w:pPr>
@@ -3826,7 +3826,7 @@
       <w:pPr>
         <w:spacing w:line="480" w:lineRule="auto"/>
         <w:rPr>
-          <w:rFonts w:ascii="宋体" w:hAnsi="宋体"/>
+          <w:rFonts w:ascii="SimSun" w:hAnsi="SimSun" w:hint="eastAsia"/>
           <w:sz w:val="24"/>
         </w:rPr>
       </w:pPr>
@@ -4312,14 +4312,14 @@
       </w:pPr>
       <w:r>
         <w:rPr>
-          <w:rFonts w:ascii="宋体" w:hAnsi="宋体" w:hint="eastAsia"/>
+          <w:rFonts w:ascii="SimSun" w:hAnsi="SimSun" w:hint="eastAsia"/>
           <w:sz w:val="24"/>
         </w:rPr>
         <w:t>五、</w:t>
       </w:r>
       <w:r>
         <w:rPr>
-          <w:rFonts w:ascii="宋体" w:hAnsi="宋体"/>
+          <w:rFonts w:ascii="SimSun" w:hAnsi="SimSun"/>
           <w:sz w:val="24"/>
         </w:rPr>
         <w:t>（</w:t>
@@ -4338,21 +4338,21 @@
       </w:r>
       <w:r>
         <w:rPr>
-          <w:rFonts w:ascii="宋体" w:hAnsi="宋体" w:hint="eastAsia"/>
+          <w:rFonts w:ascii="SimSun" w:hAnsi="SimSun" w:hint="eastAsia"/>
           <w:sz w:val="24"/>
         </w:rPr>
         <w:t>分</w:t>
       </w:r>
       <w:r>
         <w:rPr>
-          <w:rFonts w:ascii="宋体" w:hAnsi="宋体"/>
+          <w:rFonts w:ascii="SimSun" w:hAnsi="SimSun"/>
           <w:sz w:val="24"/>
         </w:rPr>
         <w:t>）</w:t>
       </w:r>
       <w:r>
         <w:rPr>
-          <w:rFonts w:ascii="宋体" w:hAnsi="宋体" w:hint="eastAsia"/>
+          <w:rFonts w:ascii="SimSun" w:hAnsi="SimSun" w:hint="eastAsia"/>
           <w:sz w:val="24"/>
         </w:rPr>
         <w:t>已知</w:t>
@@ -4366,7 +4366,7 @@
       </w:r>
       <w:r>
         <w:rPr>
-          <w:rFonts w:ascii="宋体" w:hAnsi="宋体"/>
+          <w:rFonts w:ascii="SimSun" w:hAnsi="SimSun"/>
           <w:sz w:val="24"/>
         </w:rPr>
         <w:t>矩阵</w:t>
@@ -4778,7 +4778,7 @@
     <w:p>
       <w:pPr>
         <w:rPr>
-          <w:rFonts w:ascii="宋体" w:hAnsi="宋体"/>
+          <w:rFonts w:ascii="SimSun" w:hAnsi="SimSun" w:hint="eastAsia"/>
           <w:sz w:val="24"/>
         </w:rPr>
       </w:pPr>
@@ -5047,7 +5047,7 @@
       <w:pPr>
         <w:spacing w:line="480" w:lineRule="auto"/>
         <w:rPr>
-          <w:rFonts w:ascii="宋体" w:hAnsi="宋体"/>
+          <w:rFonts w:ascii="SimSun" w:hAnsi="SimSun" w:hint="eastAsia"/>
           <w:sz w:val="24"/>
         </w:rPr>
       </w:pPr>
@@ -5197,14 +5197,14 @@
       </w:pPr>
       <w:r>
         <w:rPr>
-          <w:rFonts w:ascii="宋体" w:hAnsi="宋体" w:hint="eastAsia"/>
+          <w:rFonts w:ascii="SimSun" w:hAnsi="SimSun" w:hint="eastAsia"/>
           <w:sz w:val="24"/>
         </w:rPr>
         <w:t>六、</w:t>
       </w:r>
       <w:r>
         <w:rPr>
-          <w:rFonts w:ascii="宋体" w:hAnsi="宋体"/>
+          <w:rFonts w:ascii="SimSun" w:hAnsi="SimSun"/>
           <w:sz w:val="24"/>
         </w:rPr>
         <w:t>（</w:t>
@@ -5217,14 +5217,14 @@
       </w:r>
       <w:r>
         <w:rPr>
-          <w:rFonts w:ascii="宋体" w:hAnsi="宋体" w:hint="eastAsia"/>
+          <w:rFonts w:ascii="SimSun" w:hAnsi="SimSun" w:hint="eastAsia"/>
           <w:sz w:val="24"/>
         </w:rPr>
         <w:t>分</w:t>
       </w:r>
       <w:r>
         <w:rPr>
-          <w:rFonts w:ascii="宋体" w:hAnsi="宋体"/>
+          <w:rFonts w:ascii="SimSun" w:hAnsi="SimSun"/>
           <w:sz w:val="24"/>
         </w:rPr>
         <w:t>）</w:t>
@@ -5595,14 +5595,12 @@
         </w:rPr>
         <w:t>的</w:t>
       </w:r>
-      <w:proofErr w:type="spellStart"/>
       <w:r>
         <w:rPr>
           <w:sz w:val="24"/>
         </w:rPr>
         <w:t>Frobenius</w:t>
       </w:r>
-      <w:proofErr w:type="spellEnd"/>
       <w:r>
         <w:rPr>
           <w:rFonts w:hint="eastAsia"/>
@@ -5751,7 +5749,7 @@
       </w:pPr>
       <w:r>
         <w:rPr>
-          <w:rFonts w:ascii="宋体" w:hAnsi="宋体" w:hint="eastAsia"/>
+          <w:rFonts w:ascii="SimSun" w:hAnsi="SimSun" w:hint="eastAsia"/>
           <w:sz w:val="24"/>
         </w:rPr>
         <w:t>（</w:t>
@@ -5764,7 +5762,7 @@
       </w:r>
       <w:r>
         <w:rPr>
-          <w:rFonts w:ascii="宋体" w:hAnsi="宋体" w:hint="eastAsia"/>
+          <w:rFonts w:ascii="SimSun" w:hAnsi="SimSun" w:hint="eastAsia"/>
           <w:sz w:val="24"/>
         </w:rPr>
         <w:t>分）已知矩阵</w:t>
@@ -6255,7 +6253,7 @@
       </w:pPr>
       <w:r>
         <w:rPr>
-          <w:rFonts w:ascii="宋体" w:hAnsi="宋体" w:hint="eastAsia"/>
+          <w:rFonts w:ascii="SimSun" w:hAnsi="SimSun" w:hint="eastAsia"/>
           <w:sz w:val="24"/>
         </w:rPr>
         <w:lastRenderedPageBreak/>
@@ -6269,14 +6267,14 @@
       </w:r>
       <w:r>
         <w:rPr>
-          <w:rFonts w:ascii="宋体" w:hAnsi="宋体" w:hint="eastAsia"/>
+          <w:rFonts w:ascii="SimSun" w:hAnsi="SimSun" w:hint="eastAsia"/>
           <w:sz w:val="24"/>
         </w:rPr>
         <w:t>分）</w:t>
       </w:r>
       <w:r>
         <w:rPr>
-          <w:rFonts w:ascii="宋体" w:hAnsi="宋体" w:hint="eastAsia"/>
+          <w:rFonts w:ascii="SimSun" w:hAnsi="SimSun" w:hint="eastAsia"/>
           <w:sz w:val="24"/>
         </w:rPr>
         <w:t>设</w:t>
@@ -6538,8 +6536,12 @@
       </w:pPr>
     </w:p>
     <w:sectPr>
-      <w:footerReference w:type="even" r:id="rId7"/>
-      <w:footerReference w:type="default" r:id="rId8"/>
+      <w:headerReference w:type="even" r:id="rId7"/>
+      <w:headerReference w:type="default" r:id="rId8"/>
+      <w:footerReference w:type="even" r:id="rId9"/>
+      <w:footerReference w:type="default" r:id="rId10"/>
+      <w:headerReference w:type="first" r:id="rId11"/>
+      <w:footerReference w:type="first" r:id="rId12"/>
       <w:pgSz w:w="11906" w:h="16838"/>
       <w:pgMar w:top="1440" w:right="1800" w:bottom="1440" w:left="1800" w:header="851" w:footer="992" w:gutter="0"/>
       <w:cols w:space="425"/>
@@ -6550,7 +6552,7 @@
 </file>
 
 <file path=word/endnotes.xml><?xml version="1.0" encoding="utf-8"?>
-<w:endnotes xmlns:wpc="http://schemas.microsoft.com/office/word/2010/wordprocessingCanvas" xmlns:cx="http://schemas.microsoft.com/office/drawing/2014/chartex" xmlns:cx1="http://schemas.microsoft.com/office/drawing/2015/9/8/chartex" xmlns:cx2="http://schemas.microsoft.com/office/drawing/2015/10/21/chartex" xmlns:cx3="http://schemas.microsoft.com/office/drawing/2016/5/9/chartex" xmlns:cx4="http://schemas.microsoft.com/office/drawing/2016/5/10/chartex" xmlns:cx5="http://schemas.microsoft.com/office/drawing/2016/5/11/chartex" xmlns:cx6="http://schemas.microsoft.com/office/drawing/2016/5/12/chartex" xmlns:cx7="http://schemas.microsoft.com/office/drawing/2016/5/13/chartex" xmlns:cx8="http://schemas.microsoft.com/office/drawing/2016/5/14/chartex" xmlns:mc="http://schemas.openxmlformats.org/markup-compatibility/2006" xmlns:aink="http://schemas.microsoft.com/office/drawing/2016/ink" xmlns:am3d="http://schemas.microsoft.com/office/drawing/2017/model3d" xmlns:o="urn:schemas-microsoft-com:office:office" xmlns:oel="http://schemas.microsoft.com/office/2019/extlst" xmlns:r="http://schemas.openxmlformats.org/officeDocument/2006/relationships" xmlns:m="http://schemas.openxmlformats.org/officeDocument/2006/math" xmlns:v="urn:schemas-microsoft-com:vml" xmlns:wp14="http://schemas.microsoft.com/office/word/2010/wordprocessingDrawing" xmlns:wp="http://schemas.openxmlformats.org/drawingml/2006/wordprocessingDrawing" xmlns:w10="urn:schemas-microsoft-com:office:word" xmlns:w="http://schemas.openxmlformats.org/wordprocessingml/2006/main" xmlns:w14="http://schemas.microsoft.com/office/word/2010/wordml" xmlns:w15="http://schemas.microsoft.com/office/word/2012/wordml" xmlns:w16cex="http://schemas.microsoft.com/office/word/2018/wordml/cex" xmlns:w16cid="http://schemas.microsoft.com/office/word/2016/wordml/cid" xmlns:w16="http://schemas.microsoft.com/office/word/2018/wordml" xmlns:w16sdtdh="http://schemas.microsoft.com/office/word/2020/wordml/sdtdatahash" xmlns:w16se="http://schemas.microsoft.com/office/word/2015/wordml/symex" xmlns:wpg="http://schemas.microsoft.com/office/word/2010/wordprocessingGroup" xmlns:wpi="http://schemas.microsoft.com/office/word/2010/wordprocessingInk" xmlns:wne="http://schemas.microsoft.com/office/word/2006/wordml" xmlns:wps="http://schemas.microsoft.com/office/word/2010/wordprocessingShape" mc:Ignorable="w14 w15 w16se w16cid w16 w16cex w16sdtdh wp14">
+<w:endnotes xmlns:wpc="http://schemas.microsoft.com/office/word/2010/wordprocessingCanvas" xmlns:cx="http://schemas.microsoft.com/office/drawing/2014/chartex" xmlns:cx1="http://schemas.microsoft.com/office/drawing/2015/9/8/chartex" xmlns:cx2="http://schemas.microsoft.com/office/drawing/2015/10/21/chartex" xmlns:cx3="http://schemas.microsoft.com/office/drawing/2016/5/9/chartex" xmlns:cx4="http://schemas.microsoft.com/office/drawing/2016/5/10/chartex" xmlns:cx5="http://schemas.microsoft.com/office/drawing/2016/5/11/chartex" xmlns:cx6="http://schemas.microsoft.com/office/drawing/2016/5/12/chartex" xmlns:cx7="http://schemas.microsoft.com/office/drawing/2016/5/13/chartex" xmlns:cx8="http://schemas.microsoft.com/office/drawing/2016/5/14/chartex" xmlns:mc="http://schemas.openxmlformats.org/markup-compatibility/2006" xmlns:aink="http://schemas.microsoft.com/office/drawing/2016/ink" xmlns:am3d="http://schemas.microsoft.com/office/drawing/2017/model3d" xmlns:o="urn:schemas-microsoft-com:office:office" xmlns:oel="http://schemas.microsoft.com/office/2019/extlst" xmlns:r="http://schemas.openxmlformats.org/officeDocument/2006/relationships" xmlns:m="http://schemas.openxmlformats.org/officeDocument/2006/math" xmlns:v="urn:schemas-microsoft-com:vml" xmlns:wp14="http://schemas.microsoft.com/office/word/2010/wordprocessingDrawing" xmlns:wp="http://schemas.openxmlformats.org/drawingml/2006/wordprocessingDrawing" xmlns:w10="urn:schemas-microsoft-com:office:word" xmlns:w="http://schemas.openxmlformats.org/wordprocessingml/2006/main" xmlns:w14="http://schemas.microsoft.com/office/word/2010/wordml" xmlns:w15="http://schemas.microsoft.com/office/word/2012/wordml" xmlns:w16cex="http://schemas.microsoft.com/office/word/2018/wordml/cex" xmlns:w16cid="http://schemas.microsoft.com/office/word/2016/wordml/cid" xmlns:w16="http://schemas.microsoft.com/office/word/2018/wordml" xmlns:w16du="http://schemas.microsoft.com/office/word/2023/wordml/word16du" xmlns:w16sdtdh="http://schemas.microsoft.com/office/word/2020/wordml/sdtdatahash" xmlns:w16sdtfl="http://schemas.microsoft.com/office/word/2024/wordml/sdtformatlock" xmlns:w16se="http://schemas.microsoft.com/office/word/2015/wordml/symex" xmlns:wpg="http://schemas.microsoft.com/office/word/2010/wordprocessingGroup" xmlns:wpi="http://schemas.microsoft.com/office/word/2010/wordprocessingInk" xmlns:wne="http://schemas.microsoft.com/office/word/2006/wordml" xmlns:wps="http://schemas.microsoft.com/office/word/2010/wordprocessingShape" mc:Ignorable="w14 w15 w16se w16cid w16 w16cex w16sdtdh w16sdtfl w16du wp14">
   <w:endnote w:type="separator" w:id="-1">
     <w:p>
       <w:r>
@@ -6569,7 +6571,7 @@
 </file>
 
 <file path=word/footer1.xml><?xml version="1.0" encoding="utf-8"?>
-<w:ftr xmlns:wpc="http://schemas.microsoft.com/office/word/2010/wordprocessingCanvas" xmlns:cx="http://schemas.microsoft.com/office/drawing/2014/chartex" xmlns:cx1="http://schemas.microsoft.com/office/drawing/2015/9/8/chartex" xmlns:cx2="http://schemas.microsoft.com/office/drawing/2015/10/21/chartex" xmlns:cx3="http://schemas.microsoft.com/office/drawing/2016/5/9/chartex" xmlns:cx4="http://schemas.microsoft.com/office/drawing/2016/5/10/chartex" xmlns:cx5="http://schemas.microsoft.com/office/drawing/2016/5/11/chartex" xmlns:cx6="http://schemas.microsoft.com/office/drawing/2016/5/12/chartex" xmlns:cx7="http://schemas.microsoft.com/office/drawing/2016/5/13/chartex" xmlns:cx8="http://schemas.microsoft.com/office/drawing/2016/5/14/chartex" xmlns:mc="http://schemas.openxmlformats.org/markup-compatibility/2006" xmlns:aink="http://schemas.microsoft.com/office/drawing/2016/ink" xmlns:am3d="http://schemas.microsoft.com/office/drawing/2017/model3d" xmlns:o="urn:schemas-microsoft-com:office:office" xmlns:oel="http://schemas.microsoft.com/office/2019/extlst" xmlns:r="http://schemas.openxmlformats.org/officeDocument/2006/relationships" xmlns:m="http://schemas.openxmlformats.org/officeDocument/2006/math" xmlns:v="urn:schemas-microsoft-com:vml" xmlns:wp14="http://schemas.microsoft.com/office/word/2010/wordprocessingDrawing" xmlns:wp="http://schemas.openxmlformats.org/drawingml/2006/wordprocessingDrawing" xmlns:w10="urn:schemas-microsoft-com:office:word" xmlns:w="http://schemas.openxmlformats.org/wordprocessingml/2006/main" xmlns:w14="http://schemas.microsoft.com/office/word/2010/wordml" xmlns:w15="http://schemas.microsoft.com/office/word/2012/wordml" xmlns:w16cex="http://schemas.microsoft.com/office/word/2018/wordml/cex" xmlns:w16cid="http://schemas.microsoft.com/office/word/2016/wordml/cid" xmlns:w16="http://schemas.microsoft.com/office/word/2018/wordml" xmlns:w16sdtdh="http://schemas.microsoft.com/office/word/2020/wordml/sdtdatahash" xmlns:w16se="http://schemas.microsoft.com/office/word/2015/wordml/symex" xmlns:wpg="http://schemas.microsoft.com/office/word/2010/wordprocessingGroup" xmlns:wpi="http://schemas.microsoft.com/office/word/2010/wordprocessingInk" xmlns:wne="http://schemas.microsoft.com/office/word/2006/wordml" xmlns:wps="http://schemas.microsoft.com/office/word/2010/wordprocessingShape" mc:Ignorable="w14 w15 w16se w16cid w16 w16cex w16sdtdh wp14">
+<w:ftr xmlns:wpc="http://schemas.microsoft.com/office/word/2010/wordprocessingCanvas" xmlns:cx="http://schemas.microsoft.com/office/drawing/2014/chartex" xmlns:cx1="http://schemas.microsoft.com/office/drawing/2015/9/8/chartex" xmlns:cx2="http://schemas.microsoft.com/office/drawing/2015/10/21/chartex" xmlns:cx3="http://schemas.microsoft.com/office/drawing/2016/5/9/chartex" xmlns:cx4="http://schemas.microsoft.com/office/drawing/2016/5/10/chartex" xmlns:cx5="http://schemas.microsoft.com/office/drawing/2016/5/11/chartex" xmlns:cx6="http://schemas.microsoft.com/office/drawing/2016/5/12/chartex" xmlns:cx7="http://schemas.microsoft.com/office/drawing/2016/5/13/chartex" xmlns:cx8="http://schemas.microsoft.com/office/drawing/2016/5/14/chartex" xmlns:mc="http://schemas.openxmlformats.org/markup-compatibility/2006" xmlns:aink="http://schemas.microsoft.com/office/drawing/2016/ink" xmlns:am3d="http://schemas.microsoft.com/office/drawing/2017/model3d" xmlns:o="urn:schemas-microsoft-com:office:office" xmlns:oel="http://schemas.microsoft.com/office/2019/extlst" xmlns:r="http://schemas.openxmlformats.org/officeDocument/2006/relationships" xmlns:m="http://schemas.openxmlformats.org/officeDocument/2006/math" xmlns:v="urn:schemas-microsoft-com:vml" xmlns:wp14="http://schemas.microsoft.com/office/word/2010/wordprocessingDrawing" xmlns:wp="http://schemas.openxmlformats.org/drawingml/2006/wordprocessingDrawing" xmlns:w10="urn:schemas-microsoft-com:office:word" xmlns:w="http://schemas.openxmlformats.org/wordprocessingml/2006/main" xmlns:w14="http://schemas.microsoft.com/office/word/2010/wordml" xmlns:w15="http://schemas.microsoft.com/office/word/2012/wordml" xmlns:w16cex="http://schemas.microsoft.com/office/word/2018/wordml/cex" xmlns:w16cid="http://schemas.microsoft.com/office/word/2016/wordml/cid" xmlns:w16="http://schemas.microsoft.com/office/word/2018/wordml" xmlns:w16du="http://schemas.microsoft.com/office/word/2023/wordml/word16du" xmlns:w16sdtdh="http://schemas.microsoft.com/office/word/2020/wordml/sdtdatahash" xmlns:w16sdtfl="http://schemas.microsoft.com/office/word/2024/wordml/sdtformatlock" xmlns:w16se="http://schemas.microsoft.com/office/word/2015/wordml/symex" xmlns:wpg="http://schemas.microsoft.com/office/word/2010/wordprocessingGroup" xmlns:wpi="http://schemas.microsoft.com/office/word/2010/wordprocessingInk" xmlns:wne="http://schemas.microsoft.com/office/word/2006/wordml" xmlns:wps="http://schemas.microsoft.com/office/word/2010/wordprocessingShape" mc:Ignorable="w14 w15 w16se w16cid w16 w16cex w16sdtdh w16sdtfl w16du wp14">
   <w:sdt>
     <w:sdtPr>
       <w:rPr>
@@ -6581,6 +6583,11 @@
         <w:docPartUnique/>
       </w:docPartObj>
     </w:sdtPr>
+    <w:sdtEndPr>
+      <w:rPr>
+        <w:rStyle w:val="a9"/>
+      </w:rPr>
+    </w:sdtEndPr>
     <w:sdtContent>
       <w:p>
         <w:pPr>
@@ -6620,7 +6627,7 @@
 </file>
 
 <file path=word/footer2.xml><?xml version="1.0" encoding="utf-8"?>
-<w:ftr xmlns:wpc="http://schemas.microsoft.com/office/word/2010/wordprocessingCanvas" xmlns:cx="http://schemas.microsoft.com/office/drawing/2014/chartex" xmlns:cx1="http://schemas.microsoft.com/office/drawing/2015/9/8/chartex" xmlns:cx2="http://schemas.microsoft.com/office/drawing/2015/10/21/chartex" xmlns:cx3="http://schemas.microsoft.com/office/drawing/2016/5/9/chartex" xmlns:cx4="http://schemas.microsoft.com/office/drawing/2016/5/10/chartex" xmlns:cx5="http://schemas.microsoft.com/office/drawing/2016/5/11/chartex" xmlns:cx6="http://schemas.microsoft.com/office/drawing/2016/5/12/chartex" xmlns:cx7="http://schemas.microsoft.com/office/drawing/2016/5/13/chartex" xmlns:cx8="http://schemas.microsoft.com/office/drawing/2016/5/14/chartex" xmlns:mc="http://schemas.openxmlformats.org/markup-compatibility/2006" xmlns:aink="http://schemas.microsoft.com/office/drawing/2016/ink" xmlns:am3d="http://schemas.microsoft.com/office/drawing/2017/model3d" xmlns:o="urn:schemas-microsoft-com:office:office" xmlns:oel="http://schemas.microsoft.com/office/2019/extlst" xmlns:r="http://schemas.openxmlformats.org/officeDocument/2006/relationships" xmlns:m="http://schemas.openxmlformats.org/officeDocument/2006/math" xmlns:v="urn:schemas-microsoft-com:vml" xmlns:wp14="http://schemas.microsoft.com/office/word/2010/wordprocessingDrawing" xmlns:wp="http://schemas.openxmlformats.org/drawingml/2006/wordprocessingDrawing" xmlns:w10="urn:schemas-microsoft-com:office:word" xmlns:w="http://schemas.openxmlformats.org/wordprocessingml/2006/main" xmlns:w14="http://schemas.microsoft.com/office/word/2010/wordml" xmlns:w15="http://schemas.microsoft.com/office/word/2012/wordml" xmlns:w16cex="http://schemas.microsoft.com/office/word/2018/wordml/cex" xmlns:w16cid="http://schemas.microsoft.com/office/word/2016/wordml/cid" xmlns:w16="http://schemas.microsoft.com/office/word/2018/wordml" xmlns:w16sdtdh="http://schemas.microsoft.com/office/word/2020/wordml/sdtdatahash" xmlns:w16se="http://schemas.microsoft.com/office/word/2015/wordml/symex" xmlns:wpg="http://schemas.microsoft.com/office/word/2010/wordprocessingGroup" xmlns:wpi="http://schemas.microsoft.com/office/word/2010/wordprocessingInk" xmlns:wne="http://schemas.microsoft.com/office/word/2006/wordml" xmlns:wps="http://schemas.microsoft.com/office/word/2010/wordprocessingShape" mc:Ignorable="w14 w15 w16se w16cid w16 w16cex w16sdtdh wp14">
+<w:ftr xmlns:wpc="http://schemas.microsoft.com/office/word/2010/wordprocessingCanvas" xmlns:cx="http://schemas.microsoft.com/office/drawing/2014/chartex" xmlns:cx1="http://schemas.microsoft.com/office/drawing/2015/9/8/chartex" xmlns:cx2="http://schemas.microsoft.com/office/drawing/2015/10/21/chartex" xmlns:cx3="http://schemas.microsoft.com/office/drawing/2016/5/9/chartex" xmlns:cx4="http://schemas.microsoft.com/office/drawing/2016/5/10/chartex" xmlns:cx5="http://schemas.microsoft.com/office/drawing/2016/5/11/chartex" xmlns:cx6="http://schemas.microsoft.com/office/drawing/2016/5/12/chartex" xmlns:cx7="http://schemas.microsoft.com/office/drawing/2016/5/13/chartex" xmlns:cx8="http://schemas.microsoft.com/office/drawing/2016/5/14/chartex" xmlns:mc="http://schemas.openxmlformats.org/markup-compatibility/2006" xmlns:aink="http://schemas.microsoft.com/office/drawing/2016/ink" xmlns:am3d="http://schemas.microsoft.com/office/drawing/2017/model3d" xmlns:o="urn:schemas-microsoft-com:office:office" xmlns:oel="http://schemas.microsoft.com/office/2019/extlst" xmlns:r="http://schemas.openxmlformats.org/officeDocument/2006/relationships" xmlns:m="http://schemas.openxmlformats.org/officeDocument/2006/math" xmlns:v="urn:schemas-microsoft-com:vml" xmlns:wp14="http://schemas.microsoft.com/office/word/2010/wordprocessingDrawing" xmlns:wp="http://schemas.openxmlformats.org/drawingml/2006/wordprocessingDrawing" xmlns:w10="urn:schemas-microsoft-com:office:word" xmlns:w="http://schemas.openxmlformats.org/wordprocessingml/2006/main" xmlns:w14="http://schemas.microsoft.com/office/word/2010/wordml" xmlns:w15="http://schemas.microsoft.com/office/word/2012/wordml" xmlns:w16cex="http://schemas.microsoft.com/office/word/2018/wordml/cex" xmlns:w16cid="http://schemas.microsoft.com/office/word/2016/wordml/cid" xmlns:w16="http://schemas.microsoft.com/office/word/2018/wordml" xmlns:w16du="http://schemas.microsoft.com/office/word/2023/wordml/word16du" xmlns:w16sdtdh="http://schemas.microsoft.com/office/word/2020/wordml/sdtdatahash" xmlns:w16sdtfl="http://schemas.microsoft.com/office/word/2024/wordml/sdtformatlock" xmlns:w16se="http://schemas.microsoft.com/office/word/2015/wordml/symex" xmlns:wpg="http://schemas.microsoft.com/office/word/2010/wordprocessingGroup" xmlns:wpi="http://schemas.microsoft.com/office/word/2010/wordprocessingInk" xmlns:wne="http://schemas.microsoft.com/office/word/2006/wordml" xmlns:wps="http://schemas.microsoft.com/office/word/2010/wordprocessingShape" mc:Ignorable="w14 w15 w16se w16cid w16 w16cex w16sdtdh w16sdtfl w16du wp14">
   <w:sdt>
     <w:sdtPr>
       <w:rPr>
@@ -6632,6 +6639,11 @@
         <w:docPartUnique/>
       </w:docPartObj>
     </w:sdtPr>
+    <w:sdtEndPr>
+      <w:rPr>
+        <w:rStyle w:val="a9"/>
+      </w:rPr>
+    </w:sdtEndPr>
     <w:sdtContent>
       <w:p>
         <w:pPr>
@@ -6683,8 +6695,18 @@
 </w:ftr>
 </file>
 
+<file path=word/footer3.xml><?xml version="1.0" encoding="utf-8"?>
+<w:ftr xmlns:wpc="http://schemas.microsoft.com/office/word/2010/wordprocessingCanvas" xmlns:cx="http://schemas.microsoft.com/office/drawing/2014/chartex" xmlns:cx1="http://schemas.microsoft.com/office/drawing/2015/9/8/chartex" xmlns:cx2="http://schemas.microsoft.com/office/drawing/2015/10/21/chartex" xmlns:cx3="http://schemas.microsoft.com/office/drawing/2016/5/9/chartex" xmlns:cx4="http://schemas.microsoft.com/office/drawing/2016/5/10/chartex" xmlns:cx5="http://schemas.microsoft.com/office/drawing/2016/5/11/chartex" xmlns:cx6="http://schemas.microsoft.com/office/drawing/2016/5/12/chartex" xmlns:cx7="http://schemas.microsoft.com/office/drawing/2016/5/13/chartex" xmlns:cx8="http://schemas.microsoft.com/office/drawing/2016/5/14/chartex" xmlns:mc="http://schemas.openxmlformats.org/markup-compatibility/2006" xmlns:aink="http://schemas.microsoft.com/office/drawing/2016/ink" xmlns:am3d="http://schemas.microsoft.com/office/drawing/2017/model3d" xmlns:o="urn:schemas-microsoft-com:office:office" xmlns:oel="http://schemas.microsoft.com/office/2019/extlst" xmlns:r="http://schemas.openxmlformats.org/officeDocument/2006/relationships" xmlns:m="http://schemas.openxmlformats.org/officeDocument/2006/math" xmlns:v="urn:schemas-microsoft-com:vml" xmlns:wp14="http://schemas.microsoft.com/office/word/2010/wordprocessingDrawing" xmlns:wp="http://schemas.openxmlformats.org/drawingml/2006/wordprocessingDrawing" xmlns:w10="urn:schemas-microsoft-com:office:word" xmlns:w="http://schemas.openxmlformats.org/wordprocessingml/2006/main" xmlns:w14="http://schemas.microsoft.com/office/word/2010/wordml" xmlns:w15="http://schemas.microsoft.com/office/word/2012/wordml" xmlns:w16cex="http://schemas.microsoft.com/office/word/2018/wordml/cex" xmlns:w16cid="http://schemas.microsoft.com/office/word/2016/wordml/cid" xmlns:w16="http://schemas.microsoft.com/office/word/2018/wordml" xmlns:w16du="http://schemas.microsoft.com/office/word/2023/wordml/word16du" xmlns:w16sdtdh="http://schemas.microsoft.com/office/word/2020/wordml/sdtdatahash" xmlns:w16sdtfl="http://schemas.microsoft.com/office/word/2024/wordml/sdtformatlock" xmlns:w16se="http://schemas.microsoft.com/office/word/2015/wordml/symex" xmlns:wpg="http://schemas.microsoft.com/office/word/2010/wordprocessingGroup" xmlns:wpi="http://schemas.microsoft.com/office/word/2010/wordprocessingInk" xmlns:wne="http://schemas.microsoft.com/office/word/2006/wordml" xmlns:wps="http://schemas.microsoft.com/office/word/2010/wordprocessingShape" mc:Ignorable="w14 w15 w16se w16cid w16 w16cex w16sdtdh w16sdtfl w16du wp14">
+  <w:p>
+    <w:pPr>
+      <w:pStyle w:val="a3"/>
+    </w:pPr>
+  </w:p>
+</w:ftr>
+</file>
+
 <file path=word/footnotes.xml><?xml version="1.0" encoding="utf-8"?>
-<w:footnotes xmlns:wpc="http://schemas.microsoft.com/office/word/2010/wordprocessingCanvas" xmlns:cx="http://schemas.microsoft.com/office/drawing/2014/chartex" xmlns:cx1="http://schemas.microsoft.com/office/drawing/2015/9/8/chartex" xmlns:cx2="http://schemas.microsoft.com/office/drawing/2015/10/21/chartex" xmlns:cx3="http://schemas.microsoft.com/office/drawing/2016/5/9/chartex" xmlns:cx4="http://schemas.microsoft.com/office/drawing/2016/5/10/chartex" xmlns:cx5="http://schemas.microsoft.com/office/drawing/2016/5/11/chartex" xmlns:cx6="http://schemas.microsoft.com/office/drawing/2016/5/12/chartex" xmlns:cx7="http://schemas.microsoft.com/office/drawing/2016/5/13/chartex" xmlns:cx8="http://schemas.microsoft.com/office/drawing/2016/5/14/chartex" xmlns:mc="http://schemas.openxmlformats.org/markup-compatibility/2006" xmlns:aink="http://schemas.microsoft.com/office/drawing/2016/ink" xmlns:am3d="http://schemas.microsoft.com/office/drawing/2017/model3d" xmlns:o="urn:schemas-microsoft-com:office:office" xmlns:oel="http://schemas.microsoft.com/office/2019/extlst" xmlns:r="http://schemas.openxmlformats.org/officeDocument/2006/relationships" xmlns:m="http://schemas.openxmlformats.org/officeDocument/2006/math" xmlns:v="urn:schemas-microsoft-com:vml" xmlns:wp14="http://schemas.microsoft.com/office/word/2010/wordprocessingDrawing" xmlns:wp="http://schemas.openxmlformats.org/drawingml/2006/wordprocessingDrawing" xmlns:w10="urn:schemas-microsoft-com:office:word" xmlns:w="http://schemas.openxmlformats.org/wordprocessingml/2006/main" xmlns:w14="http://schemas.microsoft.com/office/word/2010/wordml" xmlns:w15="http://schemas.microsoft.com/office/word/2012/wordml" xmlns:w16cex="http://schemas.microsoft.com/office/word/2018/wordml/cex" xmlns:w16cid="http://schemas.microsoft.com/office/word/2016/wordml/cid" xmlns:w16="http://schemas.microsoft.com/office/word/2018/wordml" xmlns:w16sdtdh="http://schemas.microsoft.com/office/word/2020/wordml/sdtdatahash" xmlns:w16se="http://schemas.microsoft.com/office/word/2015/wordml/symex" xmlns:wpg="http://schemas.microsoft.com/office/word/2010/wordprocessingGroup" xmlns:wpi="http://schemas.microsoft.com/office/word/2010/wordprocessingInk" xmlns:wne="http://schemas.microsoft.com/office/word/2006/wordml" xmlns:wps="http://schemas.microsoft.com/office/word/2010/wordprocessingShape" mc:Ignorable="w14 w15 w16se w16cid w16 w16cex w16sdtdh wp14">
+<w:footnotes xmlns:wpc="http://schemas.microsoft.com/office/word/2010/wordprocessingCanvas" xmlns:cx="http://schemas.microsoft.com/office/drawing/2014/chartex" xmlns:cx1="http://schemas.microsoft.com/office/drawing/2015/9/8/chartex" xmlns:cx2="http://schemas.microsoft.com/office/drawing/2015/10/21/chartex" xmlns:cx3="http://schemas.microsoft.com/office/drawing/2016/5/9/chartex" xmlns:cx4="http://schemas.microsoft.com/office/drawing/2016/5/10/chartex" xmlns:cx5="http://schemas.microsoft.com/office/drawing/2016/5/11/chartex" xmlns:cx6="http://schemas.microsoft.com/office/drawing/2016/5/12/chartex" xmlns:cx7="http://schemas.microsoft.com/office/drawing/2016/5/13/chartex" xmlns:cx8="http://schemas.microsoft.com/office/drawing/2016/5/14/chartex" xmlns:mc="http://schemas.openxmlformats.org/markup-compatibility/2006" xmlns:aink="http://schemas.microsoft.com/office/drawing/2016/ink" xmlns:am3d="http://schemas.microsoft.com/office/drawing/2017/model3d" xmlns:o="urn:schemas-microsoft-com:office:office" xmlns:oel="http://schemas.microsoft.com/office/2019/extlst" xmlns:r="http://schemas.openxmlformats.org/officeDocument/2006/relationships" xmlns:m="http://schemas.openxmlformats.org/officeDocument/2006/math" xmlns:v="urn:schemas-microsoft-com:vml" xmlns:wp14="http://schemas.microsoft.com/office/word/2010/wordprocessingDrawing" xmlns:wp="http://schemas.openxmlformats.org/drawingml/2006/wordprocessingDrawing" xmlns:w10="urn:schemas-microsoft-com:office:word" xmlns:w="http://schemas.openxmlformats.org/wordprocessingml/2006/main" xmlns:w14="http://schemas.microsoft.com/office/word/2010/wordml" xmlns:w15="http://schemas.microsoft.com/office/word/2012/wordml" xmlns:w16cex="http://schemas.microsoft.com/office/word/2018/wordml/cex" xmlns:w16cid="http://schemas.microsoft.com/office/word/2016/wordml/cid" xmlns:w16="http://schemas.microsoft.com/office/word/2018/wordml" xmlns:w16du="http://schemas.microsoft.com/office/word/2023/wordml/word16du" xmlns:w16sdtdh="http://schemas.microsoft.com/office/word/2020/wordml/sdtdatahash" xmlns:w16sdtfl="http://schemas.microsoft.com/office/word/2024/wordml/sdtformatlock" xmlns:w16se="http://schemas.microsoft.com/office/word/2015/wordml/symex" xmlns:wpg="http://schemas.microsoft.com/office/word/2010/wordprocessingGroup" xmlns:wpi="http://schemas.microsoft.com/office/word/2010/wordprocessingInk" xmlns:wne="http://schemas.microsoft.com/office/word/2006/wordml" xmlns:wps="http://schemas.microsoft.com/office/word/2010/wordprocessingShape" mc:Ignorable="w14 w15 w16se w16cid w16 w16cex w16sdtdh w16sdtfl w16du wp14">
   <w:footnote w:type="separator" w:id="-1">
     <w:p>
       <w:r>
@@ -6702,8 +6724,140 @@
 </w:footnotes>
 </file>
 
+<file path=word/header1.xml><?xml version="1.0" encoding="utf-8"?>
+<w:hdr xmlns:wpc="http://schemas.microsoft.com/office/word/2010/wordprocessingCanvas" xmlns:cx="http://schemas.microsoft.com/office/drawing/2014/chartex" xmlns:cx1="http://schemas.microsoft.com/office/drawing/2015/9/8/chartex" xmlns:cx2="http://schemas.microsoft.com/office/drawing/2015/10/21/chartex" xmlns:cx3="http://schemas.microsoft.com/office/drawing/2016/5/9/chartex" xmlns:cx4="http://schemas.microsoft.com/office/drawing/2016/5/10/chartex" xmlns:cx5="http://schemas.microsoft.com/office/drawing/2016/5/11/chartex" xmlns:cx6="http://schemas.microsoft.com/office/drawing/2016/5/12/chartex" xmlns:cx7="http://schemas.microsoft.com/office/drawing/2016/5/13/chartex" xmlns:cx8="http://schemas.microsoft.com/office/drawing/2016/5/14/chartex" xmlns:mc="http://schemas.openxmlformats.org/markup-compatibility/2006" xmlns:aink="http://schemas.microsoft.com/office/drawing/2016/ink" xmlns:am3d="http://schemas.microsoft.com/office/drawing/2017/model3d" xmlns:o="urn:schemas-microsoft-com:office:office" xmlns:oel="http://schemas.microsoft.com/office/2019/extlst" xmlns:r="http://schemas.openxmlformats.org/officeDocument/2006/relationships" xmlns:m="http://schemas.openxmlformats.org/officeDocument/2006/math" xmlns:v="urn:schemas-microsoft-com:vml" xmlns:wp14="http://schemas.microsoft.com/office/word/2010/wordprocessingDrawing" xmlns:wp="http://schemas.openxmlformats.org/drawingml/2006/wordprocessingDrawing" xmlns:w10="urn:schemas-microsoft-com:office:word" xmlns:w="http://schemas.openxmlformats.org/wordprocessingml/2006/main" xmlns:w14="http://schemas.microsoft.com/office/word/2010/wordml" xmlns:w15="http://schemas.microsoft.com/office/word/2012/wordml" xmlns:w16cex="http://schemas.microsoft.com/office/word/2018/wordml/cex" xmlns:w16cid="http://schemas.microsoft.com/office/word/2016/wordml/cid" xmlns:w16="http://schemas.microsoft.com/office/word/2018/wordml" xmlns:w16du="http://schemas.microsoft.com/office/word/2023/wordml/word16du" xmlns:w16sdtdh="http://schemas.microsoft.com/office/word/2020/wordml/sdtdatahash" xmlns:w16sdtfl="http://schemas.microsoft.com/office/word/2024/wordml/sdtformatlock" xmlns:w16se="http://schemas.microsoft.com/office/word/2015/wordml/symex" xmlns:wpg="http://schemas.microsoft.com/office/word/2010/wordprocessingGroup" xmlns:wpi="http://schemas.microsoft.com/office/word/2010/wordprocessingInk" xmlns:wne="http://schemas.microsoft.com/office/word/2006/wordml" xmlns:wps="http://schemas.microsoft.com/office/word/2010/wordprocessingShape" mc:Ignorable="w14 w15 w16se w16cid w16 w16cex w16sdtdh w16sdtfl w16du wp14">
+  <w:p>
+    <w:pPr>
+      <w:pStyle w:val="a5"/>
+    </w:pPr>
+  </w:p>
+</w:hdr>
+</file>
+
+<file path=word/header2.xml><?xml version="1.0" encoding="utf-8"?>
+<w:hdr xmlns:wpc="http://schemas.microsoft.com/office/word/2010/wordprocessingCanvas" xmlns:cx="http://schemas.microsoft.com/office/drawing/2014/chartex" xmlns:cx1="http://schemas.microsoft.com/office/drawing/2015/9/8/chartex" xmlns:cx2="http://schemas.microsoft.com/office/drawing/2015/10/21/chartex" xmlns:cx3="http://schemas.microsoft.com/office/drawing/2016/5/9/chartex" xmlns:cx4="http://schemas.microsoft.com/office/drawing/2016/5/10/chartex" xmlns:cx5="http://schemas.microsoft.com/office/drawing/2016/5/11/chartex" xmlns:cx6="http://schemas.microsoft.com/office/drawing/2016/5/12/chartex" xmlns:cx7="http://schemas.microsoft.com/office/drawing/2016/5/13/chartex" xmlns:cx8="http://schemas.microsoft.com/office/drawing/2016/5/14/chartex" xmlns:mc="http://schemas.openxmlformats.org/markup-compatibility/2006" xmlns:aink="http://schemas.microsoft.com/office/drawing/2016/ink" xmlns:am3d="http://schemas.microsoft.com/office/drawing/2017/model3d" xmlns:o="urn:schemas-microsoft-com:office:office" xmlns:oel="http://schemas.microsoft.com/office/2019/extlst" xmlns:r="http://schemas.openxmlformats.org/officeDocument/2006/relationships" xmlns:m="http://schemas.openxmlformats.org/officeDocument/2006/math" xmlns:v="urn:schemas-microsoft-com:vml" xmlns:wp14="http://schemas.microsoft.com/office/word/2010/wordprocessingDrawing" xmlns:wp="http://schemas.openxmlformats.org/drawingml/2006/wordprocessingDrawing" xmlns:w10="urn:schemas-microsoft-com:office:word" xmlns:w="http://schemas.openxmlformats.org/wordprocessingml/2006/main" xmlns:w14="http://schemas.microsoft.com/office/word/2010/wordml" xmlns:w15="http://schemas.microsoft.com/office/word/2012/wordml" xmlns:w16cex="http://schemas.microsoft.com/office/word/2018/wordml/cex" xmlns:w16cid="http://schemas.microsoft.com/office/word/2016/wordml/cid" xmlns:w16="http://schemas.microsoft.com/office/word/2018/wordml" xmlns:w16du="http://schemas.microsoft.com/office/word/2023/wordml/word16du" xmlns:w16sdtdh="http://schemas.microsoft.com/office/word/2020/wordml/sdtdatahash" xmlns:w16sdtfl="http://schemas.microsoft.com/office/word/2024/wordml/sdtformatlock" xmlns:w16se="http://schemas.microsoft.com/office/word/2015/wordml/symex" xmlns:wpg="http://schemas.microsoft.com/office/word/2010/wordprocessingGroup" xmlns:wpi="http://schemas.microsoft.com/office/word/2010/wordprocessingInk" xmlns:wne="http://schemas.microsoft.com/office/word/2006/wordml" xmlns:wps="http://schemas.microsoft.com/office/word/2010/wordprocessingShape" mc:Ignorable="w14 w15 w16se w16cid w16 w16cex w16sdtdh w16sdtfl w16du wp14">
+  <w:p>
+    <w:pPr>
+      <w:pStyle w:val="a5"/>
+    </w:pPr>
+    <w:r>
+      <w:rPr>
+        <w:noProof/>
+      </w:rPr>
+      <w:pict w14:anchorId="41DF65D9">
+        <v:shapetype id="_x0000_t136" coordsize="21600,21600" o:spt="136" adj="10800" path="m@7,l@8,m@5,21600l@6,21600e">
+          <v:formulas>
+            <v:f eqn="sum #0 0 10800"/>
+            <v:f eqn="prod #0 2 1"/>
+            <v:f eqn="sum 21600 0 @1"/>
+            <v:f eqn="sum 0 0 @2"/>
+            <v:f eqn="sum 21600 0 @3"/>
+            <v:f eqn="if @0 @3 0"/>
+            <v:f eqn="if @0 21600 @1"/>
+            <v:f eqn="if @0 0 @2"/>
+            <v:f eqn="if @0 @4 21600"/>
+            <v:f eqn="mid @5 @6"/>
+            <v:f eqn="mid @8 @5"/>
+            <v:f eqn="mid @7 @8"/>
+            <v:f eqn="mid @6 @7"/>
+            <v:f eqn="sum @6 0 @5"/>
+          </v:formulas>
+          <v:path textpathok="t" o:connecttype="custom" o:connectlocs="@9,0;@10,10800;@11,21600;@12,10800" o:connectangles="270,180,90,0"/>
+          <v:textpath on="t" fitshape="t"/>
+          <v:handles>
+            <v:h position="#0,bottomRight" xrange="6629,14971"/>
+          </v:handles>
+          <o:lock v:ext="edit" text="t" shapetype="t"/>
+        </v:shapetype>
+        <v:shape id="BITMatrixAnalysisWatermark-5" o:spid="_x0000_s1030" type="#_x0000_t136" style="position:absolute;left:0;text-align:left;margin-left:172.65pt;margin-top:639.7pt;width:547.7pt;height:34pt;rotation:325;z-index:-251653120;mso-position-horizontal:absolute;mso-position-horizontal-relative:text;mso-position-vertical:absolute;mso-position-vertical-relative:text" fillcolor="#6f6f6f" stroked="f">
+          <v:fill opacity="11796f"/>
+          <v:stroke r:id="rId1" o:title=""/>
+          <v:shadow color="#868686"/>
+          <v:textpath style="font-family:&quot;Microsoft YaHei&quot;;font-size:15pt;v-text-kern:t" trim="t" fitpath="t" string="资料免费共享｜禁止倒卖｜GitHub: DarkIceField/BIT_Matrix_Analysis"/>
+        </v:shape>
+      </w:pict>
+    </w:r>
+    <w:r>
+      <w:rPr>
+        <w:noProof/>
+      </w:rPr>
+      <w:pict w14:anchorId="6BA984FF">
+        <v:shape id="BITMatrixAnalysisWatermark-4" o:spid="_x0000_s1029" type="#_x0000_t136" style="position:absolute;left:0;text-align:left;margin-left:-125pt;margin-top:639.7pt;width:547.7pt;height:34pt;rotation:325;z-index:-251654144;mso-position-horizontal:absolute;mso-position-horizontal-relative:text;mso-position-vertical:absolute;mso-position-vertical-relative:text" fillcolor="#6f6f6f" stroked="f">
+          <v:fill opacity="11796f"/>
+          <v:stroke r:id="rId1" o:title=""/>
+          <v:shadow color="#868686"/>
+          <v:textpath style="font-family:&quot;Microsoft YaHei&quot;;font-size:15pt;v-text-kern:t" trim="t" fitpath="t" string="资料免费共享｜禁止倒卖｜GitHub: DarkIceField/BIT_Matrix_Analysis"/>
+        </v:shape>
+      </w:pict>
+    </w:r>
+    <w:r>
+      <w:rPr>
+        <w:noProof/>
+      </w:rPr>
+      <w:pict w14:anchorId="7834666B">
+        <v:shape id="BITMatrixAnalysisWatermark-3" o:spid="_x0000_s1028" type="#_x0000_t136" style="position:absolute;left:0;text-align:left;margin-left:172.65pt;margin-top:403.95pt;width:547.7pt;height:34pt;rotation:325;z-index:-251655168;mso-position-horizontal:absolute;mso-position-horizontal-relative:text;mso-position-vertical:absolute;mso-position-vertical-relative:text" fillcolor="#6f6f6f" stroked="f">
+          <v:fill opacity="11796f"/>
+          <v:stroke r:id="rId1" o:title=""/>
+          <v:shadow color="#868686"/>
+          <v:textpath style="font-family:&quot;Microsoft YaHei&quot;;font-size:15pt;v-text-kern:t" trim="t" fitpath="t" string="资料免费共享｜禁止倒卖｜GitHub: DarkIceField/BIT_Matrix_Analysis"/>
+        </v:shape>
+      </w:pict>
+    </w:r>
+    <w:r>
+      <w:rPr>
+        <w:noProof/>
+      </w:rPr>
+      <w:pict w14:anchorId="25DA4287">
+        <v:shape id="BITMatrixAnalysisWatermark-2" o:spid="_x0000_s1027" type="#_x0000_t136" style="position:absolute;left:0;text-align:left;margin-left:-125pt;margin-top:403.95pt;width:547.7pt;height:34pt;rotation:325;z-index:-251656192;mso-position-horizontal:absolute;mso-position-horizontal-relative:text;mso-position-vertical:absolute;mso-position-vertical-relative:text" fillcolor="#6f6f6f" stroked="f">
+          <v:fill opacity="11796f"/>
+          <v:stroke r:id="rId1" o:title=""/>
+          <v:shadow color="#868686"/>
+          <v:textpath style="font-family:&quot;Microsoft YaHei&quot;;font-size:15pt;v-text-kern:t" trim="t" fitpath="t" string="资料免费共享｜禁止倒卖｜GitHub: DarkIceField/BIT_Matrix_Analysis"/>
+        </v:shape>
+      </w:pict>
+    </w:r>
+    <w:r>
+      <w:rPr>
+        <w:noProof/>
+      </w:rPr>
+      <w:pict w14:anchorId="2473B337">
+        <v:shape id="BITMatrixAnalysisWatermark-1" o:spid="_x0000_s1026" type="#_x0000_t136" style="position:absolute;left:0;text-align:left;margin-left:172.65pt;margin-top:168.2pt;width:547.7pt;height:34pt;rotation:325;z-index:-251657216;mso-position-horizontal:absolute;mso-position-horizontal-relative:text;mso-position-vertical:absolute;mso-position-vertical-relative:text" fillcolor="#6f6f6f" stroked="f">
+          <v:fill opacity="11796f"/>
+          <v:stroke r:id="rId1" o:title=""/>
+          <v:shadow color="#868686"/>
+          <v:textpath style="font-family:&quot;Microsoft YaHei&quot;;font-size:15pt;v-text-kern:t" trim="t" fitpath="t" string="资料免费共享｜禁止倒卖｜GitHub: DarkIceField/BIT_Matrix_Analysis"/>
+        </v:shape>
+      </w:pict>
+    </w:r>
+    <w:r>
+      <w:rPr>
+        <w:noProof/>
+      </w:rPr>
+      <w:pict w14:anchorId="6AA0EA1E">
+        <v:shape id="BITMatrixAnalysisWatermark-0" o:spid="_x0000_s1025" type="#_x0000_t136" style="position:absolute;left:0;text-align:left;margin-left:-125pt;margin-top:168.2pt;width:547.7pt;height:34pt;rotation:325;z-index:-251658240;mso-position-horizontal:absolute;mso-position-horizontal-relative:text;mso-position-vertical:absolute;mso-position-vertical-relative:text" fillcolor="#6f6f6f" stroked="f">
+          <v:fill opacity="11796f"/>
+          <v:stroke r:id="rId1" o:title=""/>
+          <v:shadow color="#868686"/>
+          <v:textpath style="font-family:&quot;Microsoft YaHei&quot;;font-size:15pt;v-text-kern:t" trim="t" fitpath="t" string="资料免费共享｜禁止倒卖｜GitHub: DarkIceField/BIT_Matrix_Analysis"/>
+        </v:shape>
+      </w:pict>
+    </w:r>
+  </w:p>
+</w:hdr>
+</file>
+
+<file path=word/header3.xml><?xml version="1.0" encoding="utf-8"?>
+<w:hdr xmlns:wpc="http://schemas.microsoft.com/office/word/2010/wordprocessingCanvas" xmlns:cx="http://schemas.microsoft.com/office/drawing/2014/chartex" xmlns:cx1="http://schemas.microsoft.com/office/drawing/2015/9/8/chartex" xmlns:cx2="http://schemas.microsoft.com/office/drawing/2015/10/21/chartex" xmlns:cx3="http://schemas.microsoft.com/office/drawing/2016/5/9/chartex" xmlns:cx4="http://schemas.microsoft.com/office/drawing/2016/5/10/chartex" xmlns:cx5="http://schemas.microsoft.com/office/drawing/2016/5/11/chartex" xmlns:cx6="http://schemas.microsoft.com/office/drawing/2016/5/12/chartex" xmlns:cx7="http://schemas.microsoft.com/office/drawing/2016/5/13/chartex" xmlns:cx8="http://schemas.microsoft.com/office/drawing/2016/5/14/chartex" xmlns:mc="http://schemas.openxmlformats.org/markup-compatibility/2006" xmlns:aink="http://schemas.microsoft.com/office/drawing/2016/ink" xmlns:am3d="http://schemas.microsoft.com/office/drawing/2017/model3d" xmlns:o="urn:schemas-microsoft-com:office:office" xmlns:oel="http://schemas.microsoft.com/office/2019/extlst" xmlns:r="http://schemas.openxmlformats.org/officeDocument/2006/relationships" xmlns:m="http://schemas.openxmlformats.org/officeDocument/2006/math" xmlns:v="urn:schemas-microsoft-com:vml" xmlns:wp14="http://schemas.microsoft.com/office/word/2010/wordprocessingDrawing" xmlns:wp="http://schemas.openxmlformats.org/drawingml/2006/wordprocessingDrawing" xmlns:w10="urn:schemas-microsoft-com:office:word" xmlns:w="http://schemas.openxmlformats.org/wordprocessingml/2006/main" xmlns:w14="http://schemas.microsoft.com/office/word/2010/wordml" xmlns:w15="http://schemas.microsoft.com/office/word/2012/wordml" xmlns:w16cex="http://schemas.microsoft.com/office/word/2018/wordml/cex" xmlns:w16cid="http://schemas.microsoft.com/office/word/2016/wordml/cid" xmlns:w16="http://schemas.microsoft.com/office/word/2018/wordml" xmlns:w16du="http://schemas.microsoft.com/office/word/2023/wordml/word16du" xmlns:w16sdtdh="http://schemas.microsoft.com/office/word/2020/wordml/sdtdatahash" xmlns:w16sdtfl="http://schemas.microsoft.com/office/word/2024/wordml/sdtformatlock" xmlns:w16se="http://schemas.microsoft.com/office/word/2015/wordml/symex" xmlns:wpg="http://schemas.microsoft.com/office/word/2010/wordprocessingGroup" xmlns:wpi="http://schemas.microsoft.com/office/word/2010/wordprocessingInk" xmlns:wne="http://schemas.microsoft.com/office/word/2006/wordml" xmlns:wps="http://schemas.microsoft.com/office/word/2010/wordprocessingShape" mc:Ignorable="w14 w15 w16se w16cid w16 w16cex w16sdtdh w16sdtfl w16du wp14">
+  <w:p>
+    <w:pPr>
+      <w:pStyle w:val="a5"/>
+    </w:pPr>
+  </w:p>
+</w:hdr>
+</file>
+
 <file path=word/numbering.xml><?xml version="1.0" encoding="utf-8"?>
-<w:numbering xmlns:wpc="http://schemas.microsoft.com/office/word/2010/wordprocessingCanvas" xmlns:cx="http://schemas.microsoft.com/office/drawing/2014/chartex" xmlns:cx1="http://schemas.microsoft.com/office/drawing/2015/9/8/chartex" xmlns:cx2="http://schemas.microsoft.com/office/drawing/2015/10/21/chartex" xmlns:cx3="http://schemas.microsoft.com/office/drawing/2016/5/9/chartex" xmlns:cx4="http://schemas.microsoft.com/office/drawing/2016/5/10/chartex" xmlns:cx5="http://schemas.microsoft.com/office/drawing/2016/5/11/chartex" xmlns:cx6="http://schemas.microsoft.com/office/drawing/2016/5/12/chartex" xmlns:cx7="http://schemas.microsoft.com/office/drawing/2016/5/13/chartex" xmlns:cx8="http://schemas.microsoft.com/office/drawing/2016/5/14/chartex" xmlns:mc="http://schemas.openxmlformats.org/markup-compatibility/2006" xmlns:aink="http://schemas.microsoft.com/office/drawing/2016/ink" xmlns:am3d="http://schemas.microsoft.com/office/drawing/2017/model3d" xmlns:o="urn:schemas-microsoft-com:office:office" xmlns:oel="http://schemas.microsoft.com/office/2019/extlst" xmlns:r="http://schemas.openxmlformats.org/officeDocument/2006/relationships" xmlns:m="http://schemas.openxmlformats.org/officeDocument/2006/math" xmlns:v="urn:schemas-microsoft-com:vml" xmlns:wp14="http://schemas.microsoft.com/office/word/2010/wordprocessingDrawing" xmlns:wp="http://schemas.openxmlformats.org/drawingml/2006/wordprocessingDrawing" xmlns:w10="urn:schemas-microsoft-com:office:word" xmlns:w="http://schemas.openxmlformats.org/wordprocessingml/2006/main" xmlns:w14="http://schemas.microsoft.com/office/word/2010/wordml" xmlns:w15="http://schemas.microsoft.com/office/word/2012/wordml" xmlns:w16cex="http://schemas.microsoft.com/office/word/2018/wordml/cex" xmlns:w16cid="http://schemas.microsoft.com/office/word/2016/wordml/cid" xmlns:w16="http://schemas.microsoft.com/office/word/2018/wordml" xmlns:w16sdtdh="http://schemas.microsoft.com/office/word/2020/wordml/sdtdatahash" xmlns:w16se="http://schemas.microsoft.com/office/word/2015/wordml/symex" xmlns:wpg="http://schemas.microsoft.com/office/word/2010/wordprocessingGroup" xmlns:wpi="http://schemas.microsoft.com/office/word/2010/wordprocessingInk" xmlns:wne="http://schemas.microsoft.com/office/word/2006/wordml" xmlns:wps="http://schemas.microsoft.com/office/word/2010/wordprocessingShape" mc:Ignorable="w14 w15 w16se w16cid w16 w16cex w16sdtdh wp14">
+<w:numbering xmlns:wpc="http://schemas.microsoft.com/office/word/2010/wordprocessingCanvas" xmlns:cx="http://schemas.microsoft.com/office/drawing/2014/chartex" xmlns:cx1="http://schemas.microsoft.com/office/drawing/2015/9/8/chartex" xmlns:cx2="http://schemas.microsoft.com/office/drawing/2015/10/21/chartex" xmlns:cx3="http://schemas.microsoft.com/office/drawing/2016/5/9/chartex" xmlns:cx4="http://schemas.microsoft.com/office/drawing/2016/5/10/chartex" xmlns:cx5="http://schemas.microsoft.com/office/drawing/2016/5/11/chartex" xmlns:cx6="http://schemas.microsoft.com/office/drawing/2016/5/12/chartex" xmlns:cx7="http://schemas.microsoft.com/office/drawing/2016/5/13/chartex" xmlns:cx8="http://schemas.microsoft.com/office/drawing/2016/5/14/chartex" xmlns:mc="http://schemas.openxmlformats.org/markup-compatibility/2006" xmlns:aink="http://schemas.microsoft.com/office/drawing/2016/ink" xmlns:am3d="http://schemas.microsoft.com/office/drawing/2017/model3d" xmlns:o="urn:schemas-microsoft-com:office:office" xmlns:oel="http://schemas.microsoft.com/office/2019/extlst" xmlns:r="http://schemas.openxmlformats.org/officeDocument/2006/relationships" xmlns:m="http://schemas.openxmlformats.org/officeDocument/2006/math" xmlns:v="urn:schemas-microsoft-com:vml" xmlns:wp14="http://schemas.microsoft.com/office/word/2010/wordprocessingDrawing" xmlns:wp="http://schemas.openxmlformats.org/drawingml/2006/wordprocessingDrawing" xmlns:w10="urn:schemas-microsoft-com:office:word" xmlns:w="http://schemas.openxmlformats.org/wordprocessingml/2006/main" xmlns:w14="http://schemas.microsoft.com/office/word/2010/wordml" xmlns:w15="http://schemas.microsoft.com/office/word/2012/wordml" xmlns:w16cex="http://schemas.microsoft.com/office/word/2018/wordml/cex" xmlns:w16cid="http://schemas.microsoft.com/office/word/2016/wordml/cid" xmlns:w16="http://schemas.microsoft.com/office/word/2018/wordml" xmlns:w16du="http://schemas.microsoft.com/office/word/2023/wordml/word16du" xmlns:w16sdtdh="http://schemas.microsoft.com/office/word/2020/wordml/sdtdatahash" xmlns:w16sdtfl="http://schemas.microsoft.com/office/word/2024/wordml/sdtformatlock" xmlns:w16se="http://schemas.microsoft.com/office/word/2015/wordml/symex" xmlns:wpg="http://schemas.microsoft.com/office/word/2010/wordprocessingGroup" xmlns:wpi="http://schemas.microsoft.com/office/word/2010/wordprocessingInk" xmlns:wne="http://schemas.microsoft.com/office/word/2006/wordml" xmlns:wps="http://schemas.microsoft.com/office/word/2010/wordprocessingShape" mc:Ignorable="w14 w15 w16se w16cid w16 w16cex w16sdtdh w16sdtfl w16du wp14">
   <w:abstractNum w:abstractNumId="0" w15:restartNumberingAfterBreak="0">
     <w:nsid w:val="C4EFE059"/>
     <w:multiLevelType w:val="singleLevel"/>
@@ -7104,7 +7258,7 @@
         <w:ind w:left="480" w:hanging="480"/>
       </w:pPr>
       <w:rPr>
-        <w:rFonts w:ascii="宋体" w:hAnsi="宋体" w:hint="default"/>
+        <w:rFonts w:ascii="SimSun" w:hAnsi="SimSun" w:hint="default"/>
       </w:rPr>
     </w:lvl>
     <w:lvl w:ilvl="1" w:tplc="04090019" w:tentative="1">
@@ -7608,11 +7762,11 @@
 </file>
 
 <file path=word/styles.xml><?xml version="1.0" encoding="utf-8"?>
-<w:styles xmlns:mc="http://schemas.openxmlformats.org/markup-compatibility/2006" xmlns:r="http://schemas.openxmlformats.org/officeDocument/2006/relationships" xmlns:w="http://schemas.openxmlformats.org/wordprocessingml/2006/main" xmlns:w14="http://schemas.microsoft.com/office/word/2010/wordml" xmlns:w15="http://schemas.microsoft.com/office/word/2012/wordml" xmlns:w16cex="http://schemas.microsoft.com/office/word/2018/wordml/cex" xmlns:w16cid="http://schemas.microsoft.com/office/word/2016/wordml/cid" xmlns:w16="http://schemas.microsoft.com/office/word/2018/wordml" xmlns:w16sdtdh="http://schemas.microsoft.com/office/word/2020/wordml/sdtdatahash" xmlns:w16se="http://schemas.microsoft.com/office/word/2015/wordml/symex" mc:Ignorable="w14 w15 w16se w16cid w16 w16cex w16sdtdh">
+<w:styles xmlns:mc="http://schemas.openxmlformats.org/markup-compatibility/2006" xmlns:r="http://schemas.openxmlformats.org/officeDocument/2006/relationships" xmlns:w="http://schemas.openxmlformats.org/wordprocessingml/2006/main" xmlns:w14="http://schemas.microsoft.com/office/word/2010/wordml" xmlns:w15="http://schemas.microsoft.com/office/word/2012/wordml" xmlns:w16cex="http://schemas.microsoft.com/office/word/2018/wordml/cex" xmlns:w16cid="http://schemas.microsoft.com/office/word/2016/wordml/cid" xmlns:w16="http://schemas.microsoft.com/office/word/2018/wordml" xmlns:w16du="http://schemas.microsoft.com/office/word/2023/wordml/word16du" xmlns:w16sdtdh="http://schemas.microsoft.com/office/word/2020/wordml/sdtdatahash" xmlns:w16sdtfl="http://schemas.microsoft.com/office/word/2024/wordml/sdtformatlock" xmlns:w16se="http://schemas.microsoft.com/office/word/2015/wordml/symex" mc:Ignorable="w14 w15 w16se w16cid w16 w16cex w16sdtdh w16sdtfl w16du">
   <w:docDefaults>
     <w:rPrDefault>
       <w:rPr>
-        <w:rFonts w:ascii="Times New Roman" w:eastAsia="宋体" w:hAnsi="Times New Roman" w:cs="Times New Roman"/>
+        <w:rFonts w:ascii="Times New Roman" w:eastAsia="SimSun" w:hAnsi="Times New Roman" w:cs="Times New Roman"/>
         <w:lang w:val="en-US" w:eastAsia="zh-CN" w:bidi="ar-SA"/>
       </w:rPr>
     </w:rPrDefault>
